--- a/lessons/9-1/downloads/reveal/teacher/9.1-session-1-prerequisite-practice-a.docx
+++ b/lessons/9-1/downloads/reveal/teacher/9.1-session-1-prerequisite-practice-a.docx
@@ -15,10 +15,28 @@
         <w:rPr>
           <w:rFonts w:ascii="Avenir Next" w:hAnsi="Avenir Next" w:cs="Avenir Next" w:eastAsia="Avenir Next"/>
           <w:color w:val="1A1A1A"/>
+          <w:sz w:val="22"/>
+          <w:szCs w:val="20"/>
+        </w:rPr>
+        <w:t xml:space="preserve">Name</w:t>
+      </w:r>
+      <w:r>
+        <w:rPr>
+          <w:rFonts w:ascii="Avenir Next" w:hAnsi="Avenir Next" w:cs="Avenir Next" w:eastAsia="Avenir Next"/>
+          <w:color w:val="1A1A1A"/>
           <w:sz w:val="20"/>
           <w:szCs w:val="20"/>
         </w:rPr>
-        <w:t xml:space="preserve">Name</w:t>
+        <w:tab/>
+      </w:r>
+      <w:r>
+        <w:rPr>
+          <w:rFonts w:ascii="Avenir Next" w:hAnsi="Avenir Next" w:cs="Avenir Next" w:eastAsia="Avenir Next"/>
+          <w:color w:val="1A1A1A"/>
+          <w:sz w:val="22"/>
+          <w:szCs w:val="20"/>
+        </w:rPr>
+        <w:t xml:space="preserve">   Date</w:t>
       </w:r>
       <w:r>
         <w:rPr>
@@ -33,25 +51,7 @@
         <w:rPr>
           <w:rFonts w:ascii="Avenir Next" w:hAnsi="Avenir Next" w:cs="Avenir Next" w:eastAsia="Avenir Next"/>
           <w:color w:val="1A1A1A"/>
-          <w:sz w:val="20"/>
-          <w:szCs w:val="20"/>
-        </w:rPr>
-        <w:t xml:space="preserve">   Date</w:t>
-      </w:r>
-      <w:r>
-        <w:rPr>
-          <w:rFonts w:ascii="Avenir Next" w:hAnsi="Avenir Next" w:cs="Avenir Next" w:eastAsia="Avenir Next"/>
-          <w:color w:val="1A1A1A"/>
-          <w:sz w:val="20"/>
-          <w:szCs w:val="20"/>
-        </w:rPr>
-        <w:tab/>
-      </w:r>
-      <w:r>
-        <w:rPr>
-          <w:rFonts w:ascii="Avenir Next" w:hAnsi="Avenir Next" w:cs="Avenir Next" w:eastAsia="Avenir Next"/>
-          <w:color w:val="1A1A1A"/>
-          <w:sz w:val="20"/>
+          <w:sz w:val="22"/>
           <w:szCs w:val="20"/>
         </w:rPr>
         <w:t xml:space="preserve">   Period</w:t>
@@ -78,7 +78,7 @@
           <w:caps/>
           <w:color w:val="003A70"/>
           <w:spacing w:val="12"/>
-          <w:sz w:val="19"/>
+          <w:sz w:val="22"/>
           <w:szCs w:val="19"/>
         </w:rPr>
         <w:t xml:space="preserve">Lesson 9-1  ·  Session 1  ·  Prerequisite Practice A  ·  Skill 1 of 2</w:t>
@@ -86,6 +86,7 @@
     </w:p>
     <w:p>
       <w:pPr>
+        <w:pStyle w:val="Heading1"/>
         <w:keepNext/>
         <w:spacing w:before="0" w:after="10" w:line="240" w:lineRule="auto"/>
       </w:pPr>
@@ -111,7 +112,7 @@
         <w:rPr>
           <w:rFonts w:ascii="Avenir Next" w:hAnsi="Avenir Next" w:cs="Avenir Next" w:eastAsia="Avenir Next"/>
           <w:color w:val="5A5F66"/>
-          <w:sz w:val="17"/>
+          <w:sz w:val="22"/>
           <w:szCs w:val="17"/>
         </w:rPr>
         <w:t xml:space="preserve">Builds on Grade 5 · 5.G.A.2</w:t>
@@ -154,6 +155,7 @@
           </w:tcPr>
           <w:p>
             <w:pPr>
+              <w:pStyle w:val="Heading2"/>
               <w:spacing w:before="0" w:after="0" w:line="252" w:lineRule="auto"/>
             </w:pPr>
             <w:r>
@@ -183,7 +185,7 @@
               <w:rPr>
                 <w:rFonts w:ascii="Avenir Next" w:hAnsi="Avenir Next" w:cs="Avenir Next" w:eastAsia="Avenir Next"/>
                 <w:color w:val="1A1A1A"/>
-                <w:sz w:val="20"/>
+                <w:sz w:val="22"/>
                 <w:szCs w:val="20"/>
               </w:rPr>
               <w:t xml:space="preserve">You will decide which variable goes on the </w:t>
@@ -193,7 +195,7 @@
                 <w:rFonts w:ascii="Avenir Next" w:hAnsi="Avenir Next" w:cs="Avenir Next" w:eastAsia="Avenir Next"/>
                 <w:i/>
                 <w:color w:val="1A1A1A"/>
-                <w:sz w:val="20"/>
+                <w:sz w:val="22"/>
                 <w:szCs w:val="20"/>
               </w:rPr>
               <w:t xml:space="preserve">x</w:t>
@@ -202,7 +204,7 @@
               <w:rPr>
                 <w:rFonts w:ascii="Avenir Next" w:hAnsi="Avenir Next" w:cs="Avenir Next" w:eastAsia="Avenir Next"/>
                 <w:color w:val="1A1A1A"/>
-                <w:sz w:val="20"/>
+                <w:sz w:val="22"/>
                 <w:szCs w:val="20"/>
               </w:rPr>
               <w:t xml:space="preserve">-axis of a taxi-cost graph.</w:t>
@@ -222,6 +224,7 @@
           </w:tcPr>
           <w:p>
             <w:pPr>
+              <w:pStyle w:val="Heading2"/>
               <w:spacing w:before="0" w:after="0" w:line="252" w:lineRule="auto"/>
             </w:pPr>
             <w:r>
@@ -251,7 +254,7 @@
               <w:rPr>
                 <w:rFonts w:ascii="Avenir Next" w:hAnsi="Avenir Next" w:cs="Avenir Next" w:eastAsia="Avenir Next"/>
                 <w:color w:val="1A1A1A"/>
-                <w:sz w:val="20"/>
+                <w:sz w:val="22"/>
                 <w:szCs w:val="20"/>
               </w:rPr>
               <w:t xml:space="preserve">Read a point like (4, 2): 4 across the </w:t>
@@ -261,7 +264,7 @@
                 <w:rFonts w:ascii="Avenir Next" w:hAnsi="Avenir Next" w:cs="Avenir Next" w:eastAsia="Avenir Next"/>
                 <w:i/>
                 <w:color w:val="1A1A1A"/>
-                <w:sz w:val="20"/>
+                <w:sz w:val="22"/>
                 <w:szCs w:val="20"/>
               </w:rPr>
               <w:t xml:space="preserve">x</w:t>
@@ -270,7 +273,7 @@
               <w:rPr>
                 <w:rFonts w:ascii="Avenir Next" w:hAnsi="Avenir Next" w:cs="Avenir Next" w:eastAsia="Avenir Next"/>
                 <w:color w:val="1A1A1A"/>
-                <w:sz w:val="20"/>
+                <w:sz w:val="22"/>
                 <w:szCs w:val="20"/>
               </w:rPr>
               <w:t xml:space="preserve">-axis, 2 up the </w:t>
@@ -280,7 +283,7 @@
                 <w:rFonts w:ascii="Avenir Next" w:hAnsi="Avenir Next" w:cs="Avenir Next" w:eastAsia="Avenir Next"/>
                 <w:i/>
                 <w:color w:val="1A1A1A"/>
-                <w:sz w:val="20"/>
+                <w:sz w:val="22"/>
                 <w:szCs w:val="20"/>
               </w:rPr>
               <w:t xml:space="preserve">y</w:t>
@@ -289,7 +292,7 @@
               <w:rPr>
                 <w:rFonts w:ascii="Avenir Next" w:hAnsi="Avenir Next" w:cs="Avenir Next" w:eastAsia="Avenir Next"/>
                 <w:color w:val="1A1A1A"/>
-                <w:sz w:val="20"/>
+                <w:sz w:val="22"/>
                 <w:szCs w:val="20"/>
               </w:rPr>
               <w:t xml:space="preserve">-axis.  </w:t>
@@ -299,7 +302,7 @@
                 <w:rFonts w:ascii="Avenir Next" w:hAnsi="Avenir Next" w:cs="Avenir Next" w:eastAsia="Avenir Next"/>
                 <w:b/>
                 <w:color w:val="1A1A1A"/>
-                <w:sz w:val="20"/>
+                <w:sz w:val="22"/>
                 <w:szCs w:val="20"/>
               </w:rPr>
               <w:t xml:space="preserve">You will use it in Practice Form A, problem 6.</w:t>
@@ -310,6 +313,7 @@
     </w:tbl>
     <w:p>
       <w:pPr>
+        <w:pStyle w:val="Heading2"/>
         <w:keepNext/>
         <w:pBdr>
           <w:bottom w:val="single" w:sz="8" w:space="3" w:color="003A70"/>
@@ -325,7 +329,7 @@
           <w:b/>
           <w:color w:val="003A70"/>
           <w:spacing w:val="14"/>
-          <w:sz w:val="19"/>
+          <w:sz w:val="22"/>
           <w:szCs w:val="19"/>
         </w:rPr>
         <w:t xml:space="preserve">STEPS TO FOLLOW</w:t>
@@ -344,7 +348,7 @@
           <w:rFonts w:ascii="Avenir Next" w:hAnsi="Avenir Next" w:cs="Avenir Next" w:eastAsia="Avenir Next"/>
           <w:i/>
           <w:color w:val="5A5F66"/>
-          <w:sz w:val="17"/>
+          <w:sz w:val="22"/>
           <w:szCs w:val="17"/>
         </w:rPr>
         <w:t xml:space="preserve">use these same steps on every problem</w:t>
@@ -386,6 +390,7 @@
           </w:tcPr>
           <w:p>
             <w:pPr>
+              <w:pStyle w:val="Heading1"/>
               <w:spacing w:before="0" w:after="0" w:line="240" w:lineRule="auto"/>
               <w:jc w:val="center"/>
             </w:pPr>
@@ -414,7 +419,7 @@
               <w:rPr>
                 <w:rFonts w:ascii="Avenir Next" w:hAnsi="Avenir Next" w:cs="Avenir Next" w:eastAsia="Avenir Next"/>
                 <w:color w:val="1A1A1A"/>
-                <w:sz w:val="21"/>
+                <w:sz w:val="22"/>
                 <w:szCs w:val="21"/>
               </w:rPr>
               <w:t xml:space="preserve">Start at the </w:t>
@@ -424,7 +429,7 @@
                 <w:rFonts w:ascii="Avenir Next" w:hAnsi="Avenir Next" w:cs="Avenir Next" w:eastAsia="Avenir Next"/>
                 <w:b/>
                 <w:color w:val="1A1A1A"/>
-                <w:sz w:val="21"/>
+                <w:sz w:val="22"/>
                 <w:szCs w:val="21"/>
               </w:rPr>
               <w:t xml:space="preserve">origin</w:t>
@@ -433,7 +438,7 @@
               <w:rPr>
                 <w:rFonts w:ascii="Avenir Next" w:hAnsi="Avenir Next" w:cs="Avenir Next" w:eastAsia="Avenir Next"/>
                 <w:color w:val="1A1A1A"/>
-                <w:sz w:val="21"/>
+                <w:sz w:val="22"/>
                 <w:szCs w:val="21"/>
               </w:rPr>
               <w:t xml:space="preserve">, (0, 0).</w:t>
@@ -452,6 +457,7 @@
           </w:tcPr>
           <w:p>
             <w:pPr>
+              <w:pStyle w:val="Heading1"/>
               <w:spacing w:before="0" w:after="0" w:line="240" w:lineRule="auto"/>
               <w:jc w:val="center"/>
             </w:pPr>
@@ -480,7 +486,7 @@
               <w:rPr>
                 <w:rFonts w:ascii="Avenir Next" w:hAnsi="Avenir Next" w:cs="Avenir Next" w:eastAsia="Avenir Next"/>
                 <w:color w:val="1A1A1A"/>
-                <w:sz w:val="21"/>
+                <w:sz w:val="22"/>
                 <w:szCs w:val="21"/>
               </w:rPr>
               <w:t xml:space="preserve">Count </w:t>
@@ -490,7 +496,7 @@
                 <w:rFonts w:ascii="Avenir Next" w:hAnsi="Avenir Next" w:cs="Avenir Next" w:eastAsia="Avenir Next"/>
                 <w:b/>
                 <w:color w:val="1A1A1A"/>
-                <w:sz w:val="21"/>
+                <w:sz w:val="22"/>
                 <w:szCs w:val="21"/>
               </w:rPr>
               <w:t xml:space="preserve">across</w:t>
@@ -499,7 +505,7 @@
               <w:rPr>
                 <w:rFonts w:ascii="Avenir Next" w:hAnsi="Avenir Next" w:cs="Avenir Next" w:eastAsia="Avenir Next"/>
                 <w:color w:val="1A1A1A"/>
-                <w:sz w:val="21"/>
+                <w:sz w:val="22"/>
                 <w:szCs w:val="21"/>
               </w:rPr>
               <w:t xml:space="preserve"> the </w:t>
@@ -509,7 +515,7 @@
                 <w:rFonts w:ascii="Avenir Next" w:hAnsi="Avenir Next" w:cs="Avenir Next" w:eastAsia="Avenir Next"/>
                 <w:i/>
                 <w:color w:val="1A1A1A"/>
-                <w:sz w:val="21"/>
+                <w:sz w:val="22"/>
                 <w:szCs w:val="21"/>
               </w:rPr>
               <w:t xml:space="preserve">x</w:t>
@@ -518,7 +524,7 @@
               <w:rPr>
                 <w:rFonts w:ascii="Avenir Next" w:hAnsi="Avenir Next" w:cs="Avenir Next" w:eastAsia="Avenir Next"/>
                 <w:color w:val="1A1A1A"/>
-                <w:sz w:val="21"/>
+                <w:sz w:val="22"/>
                 <w:szCs w:val="21"/>
               </w:rPr>
               <w:t xml:space="preserve">-axis. That is the first number.</w:t>
@@ -537,6 +543,7 @@
           </w:tcPr>
           <w:p>
             <w:pPr>
+              <w:pStyle w:val="Heading1"/>
               <w:spacing w:before="0" w:after="0" w:line="240" w:lineRule="auto"/>
               <w:jc w:val="center"/>
             </w:pPr>
@@ -565,7 +572,7 @@
               <w:rPr>
                 <w:rFonts w:ascii="Avenir Next" w:hAnsi="Avenir Next" w:cs="Avenir Next" w:eastAsia="Avenir Next"/>
                 <w:color w:val="1A1A1A"/>
-                <w:sz w:val="21"/>
+                <w:sz w:val="22"/>
                 <w:szCs w:val="21"/>
               </w:rPr>
               <w:t xml:space="preserve">Count </w:t>
@@ -575,7 +582,7 @@
                 <w:rFonts w:ascii="Avenir Next" w:hAnsi="Avenir Next" w:cs="Avenir Next" w:eastAsia="Avenir Next"/>
                 <w:b/>
                 <w:color w:val="1A1A1A"/>
-                <w:sz w:val="21"/>
+                <w:sz w:val="22"/>
                 <w:szCs w:val="21"/>
               </w:rPr>
               <w:t xml:space="preserve">up</w:t>
@@ -584,7 +591,7 @@
               <w:rPr>
                 <w:rFonts w:ascii="Avenir Next" w:hAnsi="Avenir Next" w:cs="Avenir Next" w:eastAsia="Avenir Next"/>
                 <w:color w:val="1A1A1A"/>
-                <w:sz w:val="21"/>
+                <w:sz w:val="22"/>
                 <w:szCs w:val="21"/>
               </w:rPr>
               <w:t xml:space="preserve"> the </w:t>
@@ -594,7 +601,7 @@
                 <w:rFonts w:ascii="Avenir Next" w:hAnsi="Avenir Next" w:cs="Avenir Next" w:eastAsia="Avenir Next"/>
                 <w:i/>
                 <w:color w:val="1A1A1A"/>
-                <w:sz w:val="21"/>
+                <w:sz w:val="22"/>
                 <w:szCs w:val="21"/>
               </w:rPr>
               <w:t xml:space="preserve">y</w:t>
@@ -603,7 +610,7 @@
               <w:rPr>
                 <w:rFonts w:ascii="Avenir Next" w:hAnsi="Avenir Next" w:cs="Avenir Next" w:eastAsia="Avenir Next"/>
                 <w:color w:val="1A1A1A"/>
-                <w:sz w:val="21"/>
+                <w:sz w:val="22"/>
                 <w:szCs w:val="21"/>
               </w:rPr>
               <w:t xml:space="preserve">-axis. That is the second number.</w:t>
@@ -614,6 +621,7 @@
     </w:tbl>
     <w:p>
       <w:pPr>
+        <w:pStyle w:val="Heading2"/>
         <w:keepNext/>
         <w:pBdr>
           <w:bottom w:val="single" w:sz="8" w:space="3" w:color="003A70"/>
@@ -629,7 +637,7 @@
           <w:b/>
           <w:color w:val="003A70"/>
           <w:spacing w:val="14"/>
-          <w:sz w:val="19"/>
+          <w:sz w:val="22"/>
           <w:szCs w:val="19"/>
         </w:rPr>
         <w:t xml:space="preserve">WATCH ME</w:t>
@@ -648,7 +656,7 @@
           <w:rFonts w:ascii="Avenir Next" w:hAnsi="Avenir Next" w:cs="Avenir Next" w:eastAsia="Avenir Next"/>
           <w:i/>
           <w:color w:val="5A5F66"/>
-          <w:sz w:val="17"/>
+          <w:sz w:val="22"/>
           <w:szCs w:val="17"/>
         </w:rPr>
         <w:t xml:space="preserve">the steps in action</w:t>
@@ -697,7 +705,7 @@
                 <w:rFonts w:ascii="Avenir Next" w:hAnsi="Avenir Next" w:cs="Avenir Next" w:eastAsia="Avenir Next"/>
                 <w:b/>
                 <w:color w:val="1A1A1A"/>
-                <w:sz w:val="21"/>
+                <w:sz w:val="22"/>
                 <w:szCs w:val="21"/>
               </w:rPr>
               <w:t xml:space="preserve">Name point A.</w:t>
@@ -716,25 +724,25 @@
                 <w:rFonts w:ascii="Avenir Next" w:hAnsi="Avenir Next" w:cs="Avenir Next" w:eastAsia="Avenir Next"/>
                 <w:b/>
                 <w:color w:val="003A70"/>
+                <w:sz w:val="22"/>
+                <w:szCs w:val="19"/>
+              </w:rPr>
+              <w:t xml:space="preserve">Step 1</w:t>
+            </w:r>
+            <w:r>
+              <w:rPr>
+                <w:rFonts w:ascii="Avenir Next" w:hAnsi="Avenir Next" w:cs="Avenir Next" w:eastAsia="Avenir Next"/>
+                <w:color w:val="1A1A1A"/>
                 <w:sz w:val="19"/>
                 <w:szCs w:val="19"/>
               </w:rPr>
-              <w:t xml:space="preserve">Step 1</w:t>
-            </w:r>
-            <w:r>
-              <w:rPr>
-                <w:rFonts w:ascii="Avenir Next" w:hAnsi="Avenir Next" w:cs="Avenir Next" w:eastAsia="Avenir Next"/>
-                <w:color w:val="1A1A1A"/>
-                <w:sz w:val="19"/>
-                <w:szCs w:val="19"/>
-              </w:rPr>
               <w:tab/>
             </w:r>
             <w:r>
               <w:rPr>
                 <w:rFonts w:ascii="Avenir Next" w:hAnsi="Avenir Next" w:cs="Avenir Next" w:eastAsia="Avenir Next"/>
                 <w:color w:val="1A1A1A"/>
-                <w:sz w:val="21"/>
+                <w:sz w:val="22"/>
                 <w:szCs w:val="21"/>
               </w:rPr>
               <w:t xml:space="preserve">Start at (0, 0).</w:t>
@@ -753,25 +761,25 @@
                 <w:rFonts w:ascii="Avenir Next" w:hAnsi="Avenir Next" w:cs="Avenir Next" w:eastAsia="Avenir Next"/>
                 <w:b/>
                 <w:color w:val="003A70"/>
+                <w:sz w:val="22"/>
+                <w:szCs w:val="19"/>
+              </w:rPr>
+              <w:t xml:space="preserve">Step 2</w:t>
+            </w:r>
+            <w:r>
+              <w:rPr>
+                <w:rFonts w:ascii="Avenir Next" w:hAnsi="Avenir Next" w:cs="Avenir Next" w:eastAsia="Avenir Next"/>
+                <w:color w:val="1A1A1A"/>
                 <w:sz w:val="19"/>
                 <w:szCs w:val="19"/>
               </w:rPr>
-              <w:t xml:space="preserve">Step 2</w:t>
-            </w:r>
-            <w:r>
-              <w:rPr>
-                <w:rFonts w:ascii="Avenir Next" w:hAnsi="Avenir Next" w:cs="Avenir Next" w:eastAsia="Avenir Next"/>
-                <w:color w:val="1A1A1A"/>
-                <w:sz w:val="19"/>
-                <w:szCs w:val="19"/>
-              </w:rPr>
               <w:tab/>
             </w:r>
             <w:r>
               <w:rPr>
                 <w:rFonts w:ascii="Avenir Next" w:hAnsi="Avenir Next" w:cs="Avenir Next" w:eastAsia="Avenir Next"/>
                 <w:color w:val="1A1A1A"/>
-                <w:sz w:val="21"/>
+                <w:sz w:val="22"/>
                 <w:szCs w:val="21"/>
               </w:rPr>
               <w:t xml:space="preserve">Count across the </w:t>
@@ -781,7 +789,7 @@
                 <w:rFonts w:ascii="Avenir Next" w:hAnsi="Avenir Next" w:cs="Avenir Next" w:eastAsia="Avenir Next"/>
                 <w:i/>
                 <w:color w:val="1A1A1A"/>
-                <w:sz w:val="21"/>
+                <w:sz w:val="22"/>
                 <w:szCs w:val="21"/>
               </w:rPr>
               <w:t xml:space="preserve">x</w:t>
@@ -790,7 +798,7 @@
               <w:rPr>
                 <w:rFonts w:ascii="Avenir Next" w:hAnsi="Avenir Next" w:cs="Avenir Next" w:eastAsia="Avenir Next"/>
                 <w:color w:val="1A1A1A"/>
-                <w:sz w:val="21"/>
+                <w:sz w:val="22"/>
                 <w:szCs w:val="21"/>
               </w:rPr>
               <w:t xml:space="preserve">-axis: 4.</w:t>
@@ -809,25 +817,25 @@
                 <w:rFonts w:ascii="Avenir Next" w:hAnsi="Avenir Next" w:cs="Avenir Next" w:eastAsia="Avenir Next"/>
                 <w:b/>
                 <w:color w:val="003A70"/>
+                <w:sz w:val="22"/>
+                <w:szCs w:val="19"/>
+              </w:rPr>
+              <w:t xml:space="preserve">Step 3</w:t>
+            </w:r>
+            <w:r>
+              <w:rPr>
+                <w:rFonts w:ascii="Avenir Next" w:hAnsi="Avenir Next" w:cs="Avenir Next" w:eastAsia="Avenir Next"/>
+                <w:color w:val="1A1A1A"/>
                 <w:sz w:val="19"/>
                 <w:szCs w:val="19"/>
               </w:rPr>
-              <w:t xml:space="preserve">Step 3</w:t>
-            </w:r>
-            <w:r>
-              <w:rPr>
-                <w:rFonts w:ascii="Avenir Next" w:hAnsi="Avenir Next" w:cs="Avenir Next" w:eastAsia="Avenir Next"/>
-                <w:color w:val="1A1A1A"/>
-                <w:sz w:val="19"/>
-                <w:szCs w:val="19"/>
-              </w:rPr>
               <w:tab/>
             </w:r>
             <w:r>
               <w:rPr>
                 <w:rFonts w:ascii="Avenir Next" w:hAnsi="Avenir Next" w:cs="Avenir Next" w:eastAsia="Avenir Next"/>
                 <w:color w:val="1A1A1A"/>
-                <w:sz w:val="21"/>
+                <w:sz w:val="22"/>
                 <w:szCs w:val="21"/>
               </w:rPr>
               <w:t xml:space="preserve">Count up the </w:t>
@@ -837,7 +845,7 @@
                 <w:rFonts w:ascii="Avenir Next" w:hAnsi="Avenir Next" w:cs="Avenir Next" w:eastAsia="Avenir Next"/>
                 <w:i/>
                 <w:color w:val="1A1A1A"/>
-                <w:sz w:val="21"/>
+                <w:sz w:val="22"/>
                 <w:szCs w:val="21"/>
               </w:rPr>
               <w:t xml:space="preserve">y</w:t>
@@ -846,7 +854,7 @@
               <w:rPr>
                 <w:rFonts w:ascii="Avenir Next" w:hAnsi="Avenir Next" w:cs="Avenir Next" w:eastAsia="Avenir Next"/>
                 <w:color w:val="1A1A1A"/>
-                <w:sz w:val="21"/>
+                <w:sz w:val="22"/>
                 <w:szCs w:val="21"/>
               </w:rPr>
               <w:t xml:space="preserve">-axis: 2.</w:t>
@@ -865,18 +873,18 @@
                 <w:rFonts w:ascii="Avenir Next" w:hAnsi="Avenir Next" w:cs="Avenir Next" w:eastAsia="Avenir Next"/>
                 <w:b/>
                 <w:color w:val="1A1A1A"/>
+                <w:sz w:val="22"/>
+                <w:szCs w:val="21"/>
+              </w:rPr>
+              <w:t xml:space="preserve">Answer</w:t>
+            </w:r>
+            <w:r>
+              <w:rPr>
+                <w:rFonts w:ascii="Avenir Next" w:hAnsi="Avenir Next" w:cs="Avenir Next" w:eastAsia="Avenir Next"/>
+                <w:color w:val="1A1A1A"/>
                 <w:sz w:val="21"/>
                 <w:szCs w:val="21"/>
               </w:rPr>
-              <w:t xml:space="preserve">Answer</w:t>
-            </w:r>
-            <w:r>
-              <w:rPr>
-                <w:rFonts w:ascii="Avenir Next" w:hAnsi="Avenir Next" w:cs="Avenir Next" w:eastAsia="Avenir Next"/>
-                <w:color w:val="1A1A1A"/>
-                <w:sz w:val="21"/>
-                <w:szCs w:val="21"/>
-              </w:rPr>
               <w:tab/>
             </w:r>
             <w:r>
@@ -884,7 +892,7 @@
                 <w:rFonts w:ascii="Avenir Next" w:hAnsi="Avenir Next" w:cs="Avenir Next" w:eastAsia="Avenir Next"/>
                 <w:b/>
                 <w:color w:val="1A1A1A"/>
-                <w:sz w:val="21"/>
+                <w:sz w:val="22"/>
                 <w:szCs w:val="21"/>
               </w:rPr>
               <w:t xml:space="preserve">A = (4, 2)</w:t>
@@ -905,7 +913,7 @@
               <w:drawing>
                 <wp:inline distT="0" distB="0" distL="0" distR="0">
                   <wp:extent cx="1682495" cy="1645920"/>
-                  <wp:docPr id="1" name="Figure 1"/>
+                  <wp:docPr id="1" name="Figure 1" descr="Coordinate grid. Horizontal axis x: 0 to 6, ticks every 1. Vertical axis y: 0 to 6, ticks every 1. Points: x: 4; y: 2; label: A."/>
                   <a:graphic xmlns:a="http://schemas.openxmlformats.org/drawingml/2006/main">
                     <a:graphicData uri="http://schemas.openxmlformats.org/drawingml/2006/picture">
                       <pic:pic xmlns:pic="http://schemas.openxmlformats.org/drawingml/2006/picture">
@@ -945,6 +953,7 @@
     </w:p>
     <w:p>
       <w:pPr>
+        <w:pStyle w:val="Heading2"/>
         <w:keepNext/>
         <w:pBdr>
           <w:bottom w:val="single" w:sz="8" w:space="3" w:color="003A70"/>
@@ -960,7 +969,7 @@
           <w:b/>
           <w:color w:val="003A70"/>
           <w:spacing w:val="14"/>
-          <w:sz w:val="19"/>
+          <w:sz w:val="22"/>
           <w:szCs w:val="19"/>
         </w:rPr>
         <w:t xml:space="preserve">TRY IT WITH HELP</w:t>
@@ -979,7 +988,7 @@
           <w:rFonts w:ascii="Avenir Next" w:hAnsi="Avenir Next" w:cs="Avenir Next" w:eastAsia="Avenir Next"/>
           <w:i/>
           <w:color w:val="5A5F66"/>
-          <w:sz w:val="17"/>
+          <w:sz w:val="22"/>
           <w:szCs w:val="17"/>
         </w:rPr>
         <w:t xml:space="preserve">fill in each step</w:t>
@@ -1037,35 +1046,35 @@
           <w:rFonts w:ascii="Avenir Next" w:hAnsi="Avenir Next" w:cs="Avenir Next" w:eastAsia="Avenir Next"/>
           <w:b/>
           <w:color w:val="003A70"/>
+          <w:sz w:val="22"/>
+          <w:szCs w:val="18"/>
+        </w:rPr>
+        <w:t xml:space="preserve">Step 1</w:t>
+      </w:r>
+      <w:r>
+        <w:rPr>
+          <w:rFonts w:ascii="Avenir Next" w:hAnsi="Avenir Next" w:cs="Avenir Next" w:eastAsia="Avenir Next"/>
+          <w:color w:val="1A1A1A"/>
           <w:sz w:val="18"/>
           <w:szCs w:val="18"/>
         </w:rPr>
-        <w:t xml:space="preserve">Step 1</w:t>
-      </w:r>
-      <w:r>
-        <w:rPr>
-          <w:rFonts w:ascii="Avenir Next" w:hAnsi="Avenir Next" w:cs="Avenir Next" w:eastAsia="Avenir Next"/>
-          <w:color w:val="1A1A1A"/>
-          <w:sz w:val="18"/>
-          <w:szCs w:val="18"/>
-        </w:rPr>
         <w:tab/>
       </w:r>
       <w:r>
         <w:rPr>
           <w:rFonts w:ascii="Avenir Next" w:hAnsi="Avenir Next" w:cs="Avenir Next" w:eastAsia="Avenir Next"/>
           <w:color w:val="1A1A1A"/>
+          <w:sz w:val="22"/>
+          <w:szCs w:val="21"/>
+        </w:rPr>
+        <w:t xml:space="preserve">Start at </w:t>
+      </w:r>
+      <w:r>
+        <w:rPr>
+          <w:rFonts w:ascii="Avenir Next" w:hAnsi="Avenir Next" w:cs="Avenir Next" w:eastAsia="Avenir Next"/>
+          <w:color w:val="1A1A1A"/>
           <w:sz w:val="21"/>
           <w:szCs w:val="21"/>
-        </w:rPr>
-        <w:t xml:space="preserve">Start at </w:t>
-      </w:r>
-      <w:r>
-        <w:rPr>
-          <w:rFonts w:ascii="Avenir Next" w:hAnsi="Avenir Next" w:cs="Avenir Next" w:eastAsia="Avenir Next"/>
-          <w:color w:val="1A1A1A"/>
-          <w:sz w:val="21"/>
-          <w:szCs w:val="21"/>
           <w:u w:val="single"/>
         </w:rPr>
         <w:t xml:space="preserve">                </w:t>
@@ -1074,7 +1083,7 @@
         <w:rPr>
           <w:rFonts w:ascii="Avenir Next" w:hAnsi="Avenir Next" w:cs="Avenir Next" w:eastAsia="Avenir Next"/>
           <w:color w:val="1A1A1A"/>
-          <w:sz w:val="21"/>
+          <w:sz w:val="22"/>
           <w:szCs w:val="21"/>
         </w:rPr>
         <w:t xml:space="preserve">.</w:t>
@@ -1094,54 +1103,54 @@
           <w:rFonts w:ascii="Avenir Next" w:hAnsi="Avenir Next" w:cs="Avenir Next" w:eastAsia="Avenir Next"/>
           <w:b/>
           <w:color w:val="003A70"/>
+          <w:sz w:val="22"/>
+          <w:szCs w:val="18"/>
+        </w:rPr>
+        <w:t xml:space="preserve">Step 2</w:t>
+      </w:r>
+      <w:r>
+        <w:rPr>
+          <w:rFonts w:ascii="Avenir Next" w:hAnsi="Avenir Next" w:cs="Avenir Next" w:eastAsia="Avenir Next"/>
+          <w:color w:val="1A1A1A"/>
           <w:sz w:val="18"/>
           <w:szCs w:val="18"/>
         </w:rPr>
-        <w:t xml:space="preserve">Step 2</w:t>
-      </w:r>
-      <w:r>
-        <w:rPr>
-          <w:rFonts w:ascii="Avenir Next" w:hAnsi="Avenir Next" w:cs="Avenir Next" w:eastAsia="Avenir Next"/>
-          <w:color w:val="1A1A1A"/>
-          <w:sz w:val="18"/>
-          <w:szCs w:val="18"/>
-        </w:rPr>
         <w:tab/>
       </w:r>
       <w:r>
         <w:rPr>
           <w:rFonts w:ascii="Avenir Next" w:hAnsi="Avenir Next" w:cs="Avenir Next" w:eastAsia="Avenir Next"/>
           <w:color w:val="1A1A1A"/>
+          <w:sz w:val="22"/>
+          <w:szCs w:val="21"/>
+        </w:rPr>
+        <w:t xml:space="preserve">Count across the </w:t>
+      </w:r>
+      <w:r>
+        <w:rPr>
+          <w:rFonts w:ascii="Avenir Next" w:hAnsi="Avenir Next" w:cs="Avenir Next" w:eastAsia="Avenir Next"/>
+          <w:i/>
+          <w:color w:val="1A1A1A"/>
+          <w:sz w:val="22"/>
+          <w:szCs w:val="21"/>
+        </w:rPr>
+        <w:t xml:space="preserve">x</w:t>
+      </w:r>
+      <w:r>
+        <w:rPr>
+          <w:rFonts w:ascii="Avenir Next" w:hAnsi="Avenir Next" w:cs="Avenir Next" w:eastAsia="Avenir Next"/>
+          <w:color w:val="1A1A1A"/>
+          <w:sz w:val="22"/>
+          <w:szCs w:val="21"/>
+        </w:rPr>
+        <w:t xml:space="preserve">-axis: </w:t>
+      </w:r>
+      <w:r>
+        <w:rPr>
+          <w:rFonts w:ascii="Avenir Next" w:hAnsi="Avenir Next" w:cs="Avenir Next" w:eastAsia="Avenir Next"/>
+          <w:color w:val="1A1A1A"/>
           <w:sz w:val="21"/>
           <w:szCs w:val="21"/>
-        </w:rPr>
-        <w:t xml:space="preserve">Count across the </w:t>
-      </w:r>
-      <w:r>
-        <w:rPr>
-          <w:rFonts w:ascii="Avenir Next" w:hAnsi="Avenir Next" w:cs="Avenir Next" w:eastAsia="Avenir Next"/>
-          <w:i/>
-          <w:color w:val="1A1A1A"/>
-          <w:sz w:val="21"/>
-          <w:szCs w:val="21"/>
-        </w:rPr>
-        <w:t xml:space="preserve">x</w:t>
-      </w:r>
-      <w:r>
-        <w:rPr>
-          <w:rFonts w:ascii="Avenir Next" w:hAnsi="Avenir Next" w:cs="Avenir Next" w:eastAsia="Avenir Next"/>
-          <w:color w:val="1A1A1A"/>
-          <w:sz w:val="21"/>
-          <w:szCs w:val="21"/>
-        </w:rPr>
-        <w:t xml:space="preserve">-axis: </w:t>
-      </w:r>
-      <w:r>
-        <w:rPr>
-          <w:rFonts w:ascii="Avenir Next" w:hAnsi="Avenir Next" w:cs="Avenir Next" w:eastAsia="Avenir Next"/>
-          <w:color w:val="1A1A1A"/>
-          <w:sz w:val="21"/>
-          <w:szCs w:val="21"/>
           <w:u w:val="single"/>
         </w:rPr>
         <w:t xml:space="preserve">                </w:t>
@@ -1150,7 +1159,7 @@
         <w:rPr>
           <w:rFonts w:ascii="Avenir Next" w:hAnsi="Avenir Next" w:cs="Avenir Next" w:eastAsia="Avenir Next"/>
           <w:color w:val="1A1A1A"/>
-          <w:sz w:val="21"/>
+          <w:sz w:val="22"/>
           <w:szCs w:val="21"/>
         </w:rPr>
         <w:t xml:space="preserve">.</w:t>
@@ -1170,54 +1179,54 @@
           <w:rFonts w:ascii="Avenir Next" w:hAnsi="Avenir Next" w:cs="Avenir Next" w:eastAsia="Avenir Next"/>
           <w:b/>
           <w:color w:val="003A70"/>
+          <w:sz w:val="22"/>
+          <w:szCs w:val="18"/>
+        </w:rPr>
+        <w:t xml:space="preserve">Step 3</w:t>
+      </w:r>
+      <w:r>
+        <w:rPr>
+          <w:rFonts w:ascii="Avenir Next" w:hAnsi="Avenir Next" w:cs="Avenir Next" w:eastAsia="Avenir Next"/>
+          <w:color w:val="1A1A1A"/>
           <w:sz w:val="18"/>
           <w:szCs w:val="18"/>
         </w:rPr>
-        <w:t xml:space="preserve">Step 3</w:t>
-      </w:r>
-      <w:r>
-        <w:rPr>
-          <w:rFonts w:ascii="Avenir Next" w:hAnsi="Avenir Next" w:cs="Avenir Next" w:eastAsia="Avenir Next"/>
-          <w:color w:val="1A1A1A"/>
-          <w:sz w:val="18"/>
-          <w:szCs w:val="18"/>
-        </w:rPr>
         <w:tab/>
       </w:r>
       <w:r>
         <w:rPr>
           <w:rFonts w:ascii="Avenir Next" w:hAnsi="Avenir Next" w:cs="Avenir Next" w:eastAsia="Avenir Next"/>
           <w:color w:val="1A1A1A"/>
+          <w:sz w:val="22"/>
+          <w:szCs w:val="21"/>
+        </w:rPr>
+        <w:t xml:space="preserve">Count up the </w:t>
+      </w:r>
+      <w:r>
+        <w:rPr>
+          <w:rFonts w:ascii="Avenir Next" w:hAnsi="Avenir Next" w:cs="Avenir Next" w:eastAsia="Avenir Next"/>
+          <w:i/>
+          <w:color w:val="1A1A1A"/>
+          <w:sz w:val="22"/>
+          <w:szCs w:val="21"/>
+        </w:rPr>
+        <w:t xml:space="preserve">y</w:t>
+      </w:r>
+      <w:r>
+        <w:rPr>
+          <w:rFonts w:ascii="Avenir Next" w:hAnsi="Avenir Next" w:cs="Avenir Next" w:eastAsia="Avenir Next"/>
+          <w:color w:val="1A1A1A"/>
+          <w:sz w:val="22"/>
+          <w:szCs w:val="21"/>
+        </w:rPr>
+        <w:t xml:space="preserve">-axis: </w:t>
+      </w:r>
+      <w:r>
+        <w:rPr>
+          <w:rFonts w:ascii="Avenir Next" w:hAnsi="Avenir Next" w:cs="Avenir Next" w:eastAsia="Avenir Next"/>
+          <w:color w:val="1A1A1A"/>
           <w:sz w:val="21"/>
           <w:szCs w:val="21"/>
-        </w:rPr>
-        <w:t xml:space="preserve">Count up the </w:t>
-      </w:r>
-      <w:r>
-        <w:rPr>
-          <w:rFonts w:ascii="Avenir Next" w:hAnsi="Avenir Next" w:cs="Avenir Next" w:eastAsia="Avenir Next"/>
-          <w:i/>
-          <w:color w:val="1A1A1A"/>
-          <w:sz w:val="21"/>
-          <w:szCs w:val="21"/>
-        </w:rPr>
-        <w:t xml:space="preserve">y</w:t>
-      </w:r>
-      <w:r>
-        <w:rPr>
-          <w:rFonts w:ascii="Avenir Next" w:hAnsi="Avenir Next" w:cs="Avenir Next" w:eastAsia="Avenir Next"/>
-          <w:color w:val="1A1A1A"/>
-          <w:sz w:val="21"/>
-          <w:szCs w:val="21"/>
-        </w:rPr>
-        <w:t xml:space="preserve">-axis: </w:t>
-      </w:r>
-      <w:r>
-        <w:rPr>
-          <w:rFonts w:ascii="Avenir Next" w:hAnsi="Avenir Next" w:cs="Avenir Next" w:eastAsia="Avenir Next"/>
-          <w:color w:val="1A1A1A"/>
-          <w:sz w:val="21"/>
-          <w:szCs w:val="21"/>
           <w:u w:val="single"/>
         </w:rPr>
         <w:t xml:space="preserve">                </w:t>
@@ -1226,7 +1235,7 @@
         <w:rPr>
           <w:rFonts w:ascii="Avenir Next" w:hAnsi="Avenir Next" w:cs="Avenir Next" w:eastAsia="Avenir Next"/>
           <w:color w:val="1A1A1A"/>
-          <w:sz w:val="21"/>
+          <w:sz w:val="22"/>
           <w:szCs w:val="21"/>
         </w:rPr>
         <w:t xml:space="preserve">.</w:t>
@@ -1289,35 +1298,35 @@
           <w:rFonts w:ascii="Avenir Next" w:hAnsi="Avenir Next" w:cs="Avenir Next" w:eastAsia="Avenir Next"/>
           <w:b/>
           <w:color w:val="003A70"/>
+          <w:sz w:val="22"/>
+          <w:szCs w:val="18"/>
+        </w:rPr>
+        <w:t xml:space="preserve">Step 1</w:t>
+      </w:r>
+      <w:r>
+        <w:rPr>
+          <w:rFonts w:ascii="Avenir Next" w:hAnsi="Avenir Next" w:cs="Avenir Next" w:eastAsia="Avenir Next"/>
+          <w:color w:val="1A1A1A"/>
           <w:sz w:val="18"/>
           <w:szCs w:val="18"/>
         </w:rPr>
-        <w:t xml:space="preserve">Step 1</w:t>
-      </w:r>
-      <w:r>
-        <w:rPr>
-          <w:rFonts w:ascii="Avenir Next" w:hAnsi="Avenir Next" w:cs="Avenir Next" w:eastAsia="Avenir Next"/>
-          <w:color w:val="1A1A1A"/>
-          <w:sz w:val="18"/>
-          <w:szCs w:val="18"/>
-        </w:rPr>
         <w:tab/>
       </w:r>
       <w:r>
         <w:rPr>
           <w:rFonts w:ascii="Avenir Next" w:hAnsi="Avenir Next" w:cs="Avenir Next" w:eastAsia="Avenir Next"/>
           <w:color w:val="1A1A1A"/>
+          <w:sz w:val="22"/>
+          <w:szCs w:val="21"/>
+        </w:rPr>
+        <w:t xml:space="preserve">Start at </w:t>
+      </w:r>
+      <w:r>
+        <w:rPr>
+          <w:rFonts w:ascii="Avenir Next" w:hAnsi="Avenir Next" w:cs="Avenir Next" w:eastAsia="Avenir Next"/>
+          <w:color w:val="1A1A1A"/>
           <w:sz w:val="21"/>
           <w:szCs w:val="21"/>
-        </w:rPr>
-        <w:t xml:space="preserve">Start at </w:t>
-      </w:r>
-      <w:r>
-        <w:rPr>
-          <w:rFonts w:ascii="Avenir Next" w:hAnsi="Avenir Next" w:cs="Avenir Next" w:eastAsia="Avenir Next"/>
-          <w:color w:val="1A1A1A"/>
-          <w:sz w:val="21"/>
-          <w:szCs w:val="21"/>
           <w:u w:val="single"/>
         </w:rPr>
         <w:t xml:space="preserve">                </w:t>
@@ -1326,7 +1335,7 @@
         <w:rPr>
           <w:rFonts w:ascii="Avenir Next" w:hAnsi="Avenir Next" w:cs="Avenir Next" w:eastAsia="Avenir Next"/>
           <w:color w:val="1A1A1A"/>
-          <w:sz w:val="21"/>
+          <w:sz w:val="22"/>
           <w:szCs w:val="21"/>
         </w:rPr>
         <w:t xml:space="preserve">.</w:t>
@@ -1346,54 +1355,54 @@
           <w:rFonts w:ascii="Avenir Next" w:hAnsi="Avenir Next" w:cs="Avenir Next" w:eastAsia="Avenir Next"/>
           <w:b/>
           <w:color w:val="003A70"/>
+          <w:sz w:val="22"/>
+          <w:szCs w:val="18"/>
+        </w:rPr>
+        <w:t xml:space="preserve">Step 2</w:t>
+      </w:r>
+      <w:r>
+        <w:rPr>
+          <w:rFonts w:ascii="Avenir Next" w:hAnsi="Avenir Next" w:cs="Avenir Next" w:eastAsia="Avenir Next"/>
+          <w:color w:val="1A1A1A"/>
           <w:sz w:val="18"/>
           <w:szCs w:val="18"/>
         </w:rPr>
-        <w:t xml:space="preserve">Step 2</w:t>
-      </w:r>
-      <w:r>
-        <w:rPr>
-          <w:rFonts w:ascii="Avenir Next" w:hAnsi="Avenir Next" w:cs="Avenir Next" w:eastAsia="Avenir Next"/>
-          <w:color w:val="1A1A1A"/>
-          <w:sz w:val="18"/>
-          <w:szCs w:val="18"/>
-        </w:rPr>
         <w:tab/>
       </w:r>
       <w:r>
         <w:rPr>
           <w:rFonts w:ascii="Avenir Next" w:hAnsi="Avenir Next" w:cs="Avenir Next" w:eastAsia="Avenir Next"/>
           <w:color w:val="1A1A1A"/>
+          <w:sz w:val="22"/>
+          <w:szCs w:val="21"/>
+        </w:rPr>
+        <w:t xml:space="preserve">Count across the </w:t>
+      </w:r>
+      <w:r>
+        <w:rPr>
+          <w:rFonts w:ascii="Avenir Next" w:hAnsi="Avenir Next" w:cs="Avenir Next" w:eastAsia="Avenir Next"/>
+          <w:i/>
+          <w:color w:val="1A1A1A"/>
+          <w:sz w:val="22"/>
+          <w:szCs w:val="21"/>
+        </w:rPr>
+        <w:t xml:space="preserve">x</w:t>
+      </w:r>
+      <w:r>
+        <w:rPr>
+          <w:rFonts w:ascii="Avenir Next" w:hAnsi="Avenir Next" w:cs="Avenir Next" w:eastAsia="Avenir Next"/>
+          <w:color w:val="1A1A1A"/>
+          <w:sz w:val="22"/>
+          <w:szCs w:val="21"/>
+        </w:rPr>
+        <w:t xml:space="preserve">-axis: </w:t>
+      </w:r>
+      <w:r>
+        <w:rPr>
+          <w:rFonts w:ascii="Avenir Next" w:hAnsi="Avenir Next" w:cs="Avenir Next" w:eastAsia="Avenir Next"/>
+          <w:color w:val="1A1A1A"/>
           <w:sz w:val="21"/>
           <w:szCs w:val="21"/>
-        </w:rPr>
-        <w:t xml:space="preserve">Count across the </w:t>
-      </w:r>
-      <w:r>
-        <w:rPr>
-          <w:rFonts w:ascii="Avenir Next" w:hAnsi="Avenir Next" w:cs="Avenir Next" w:eastAsia="Avenir Next"/>
-          <w:i/>
-          <w:color w:val="1A1A1A"/>
-          <w:sz w:val="21"/>
-          <w:szCs w:val="21"/>
-        </w:rPr>
-        <w:t xml:space="preserve">x</w:t>
-      </w:r>
-      <w:r>
-        <w:rPr>
-          <w:rFonts w:ascii="Avenir Next" w:hAnsi="Avenir Next" w:cs="Avenir Next" w:eastAsia="Avenir Next"/>
-          <w:color w:val="1A1A1A"/>
-          <w:sz w:val="21"/>
-          <w:szCs w:val="21"/>
-        </w:rPr>
-        <w:t xml:space="preserve">-axis: </w:t>
-      </w:r>
-      <w:r>
-        <w:rPr>
-          <w:rFonts w:ascii="Avenir Next" w:hAnsi="Avenir Next" w:cs="Avenir Next" w:eastAsia="Avenir Next"/>
-          <w:color w:val="1A1A1A"/>
-          <w:sz w:val="21"/>
-          <w:szCs w:val="21"/>
           <w:u w:val="single"/>
         </w:rPr>
         <w:t xml:space="preserve">                </w:t>
@@ -1402,7 +1411,7 @@
         <w:rPr>
           <w:rFonts w:ascii="Avenir Next" w:hAnsi="Avenir Next" w:cs="Avenir Next" w:eastAsia="Avenir Next"/>
           <w:color w:val="1A1A1A"/>
-          <w:sz w:val="21"/>
+          <w:sz w:val="22"/>
           <w:szCs w:val="21"/>
         </w:rPr>
         <w:t xml:space="preserve">.</w:t>
@@ -1422,54 +1431,54 @@
           <w:rFonts w:ascii="Avenir Next" w:hAnsi="Avenir Next" w:cs="Avenir Next" w:eastAsia="Avenir Next"/>
           <w:b/>
           <w:color w:val="003A70"/>
+          <w:sz w:val="22"/>
+          <w:szCs w:val="18"/>
+        </w:rPr>
+        <w:t xml:space="preserve">Step 3</w:t>
+      </w:r>
+      <w:r>
+        <w:rPr>
+          <w:rFonts w:ascii="Avenir Next" w:hAnsi="Avenir Next" w:cs="Avenir Next" w:eastAsia="Avenir Next"/>
+          <w:color w:val="1A1A1A"/>
           <w:sz w:val="18"/>
           <w:szCs w:val="18"/>
         </w:rPr>
-        <w:t xml:space="preserve">Step 3</w:t>
-      </w:r>
-      <w:r>
-        <w:rPr>
-          <w:rFonts w:ascii="Avenir Next" w:hAnsi="Avenir Next" w:cs="Avenir Next" w:eastAsia="Avenir Next"/>
-          <w:color w:val="1A1A1A"/>
-          <w:sz w:val="18"/>
-          <w:szCs w:val="18"/>
-        </w:rPr>
         <w:tab/>
       </w:r>
       <w:r>
         <w:rPr>
           <w:rFonts w:ascii="Avenir Next" w:hAnsi="Avenir Next" w:cs="Avenir Next" w:eastAsia="Avenir Next"/>
           <w:color w:val="1A1A1A"/>
+          <w:sz w:val="22"/>
+          <w:szCs w:val="21"/>
+        </w:rPr>
+        <w:t xml:space="preserve">Count up the </w:t>
+      </w:r>
+      <w:r>
+        <w:rPr>
+          <w:rFonts w:ascii="Avenir Next" w:hAnsi="Avenir Next" w:cs="Avenir Next" w:eastAsia="Avenir Next"/>
+          <w:i/>
+          <w:color w:val="1A1A1A"/>
+          <w:sz w:val="22"/>
+          <w:szCs w:val="21"/>
+        </w:rPr>
+        <w:t xml:space="preserve">y</w:t>
+      </w:r>
+      <w:r>
+        <w:rPr>
+          <w:rFonts w:ascii="Avenir Next" w:hAnsi="Avenir Next" w:cs="Avenir Next" w:eastAsia="Avenir Next"/>
+          <w:color w:val="1A1A1A"/>
+          <w:sz w:val="22"/>
+          <w:szCs w:val="21"/>
+        </w:rPr>
+        <w:t xml:space="preserve">-axis: 9. The point is on the </w:t>
+      </w:r>
+      <w:r>
+        <w:rPr>
+          <w:rFonts w:ascii="Avenir Next" w:hAnsi="Avenir Next" w:cs="Avenir Next" w:eastAsia="Avenir Next"/>
+          <w:color w:val="1A1A1A"/>
           <w:sz w:val="21"/>
           <w:szCs w:val="21"/>
-        </w:rPr>
-        <w:t xml:space="preserve">Count up the </w:t>
-      </w:r>
-      <w:r>
-        <w:rPr>
-          <w:rFonts w:ascii="Avenir Next" w:hAnsi="Avenir Next" w:cs="Avenir Next" w:eastAsia="Avenir Next"/>
-          <w:i/>
-          <w:color w:val="1A1A1A"/>
-          <w:sz w:val="21"/>
-          <w:szCs w:val="21"/>
-        </w:rPr>
-        <w:t xml:space="preserve">y</w:t>
-      </w:r>
-      <w:r>
-        <w:rPr>
-          <w:rFonts w:ascii="Avenir Next" w:hAnsi="Avenir Next" w:cs="Avenir Next" w:eastAsia="Avenir Next"/>
-          <w:color w:val="1A1A1A"/>
-          <w:sz w:val="21"/>
-          <w:szCs w:val="21"/>
-        </w:rPr>
-        <w:t xml:space="preserve">-axis: 9. The point is on the </w:t>
-      </w:r>
-      <w:r>
-        <w:rPr>
-          <w:rFonts w:ascii="Avenir Next" w:hAnsi="Avenir Next" w:cs="Avenir Next" w:eastAsia="Avenir Next"/>
-          <w:color w:val="1A1A1A"/>
-          <w:sz w:val="21"/>
-          <w:szCs w:val="21"/>
           <w:u w:val="single"/>
         </w:rPr>
         <w:t xml:space="preserve">                </w:t>
@@ -1478,7 +1487,7 @@
         <w:rPr>
           <w:rFonts w:ascii="Avenir Next" w:hAnsi="Avenir Next" w:cs="Avenir Next" w:eastAsia="Avenir Next"/>
           <w:color w:val="1A1A1A"/>
-          <w:sz w:val="21"/>
+          <w:sz w:val="22"/>
           <w:szCs w:val="21"/>
         </w:rPr>
         <w:t xml:space="preserve">-axis.</w:t>
@@ -1491,6 +1500,7 @@
     </w:p>
     <w:p>
       <w:pPr>
+        <w:pStyle w:val="Heading2"/>
         <w:keepNext/>
         <w:pBdr>
           <w:bottom w:val="single" w:sz="8" w:space="3" w:color="003A70"/>
@@ -1506,7 +1516,7 @@
           <w:b/>
           <w:color w:val="003A70"/>
           <w:spacing w:val="14"/>
-          <w:sz w:val="19"/>
+          <w:sz w:val="22"/>
           <w:szCs w:val="19"/>
         </w:rPr>
         <w:t xml:space="preserve">YOUR TURN</w:t>
@@ -1525,7 +1535,7 @@
           <w:rFonts w:ascii="Avenir Next" w:hAnsi="Avenir Next" w:cs="Avenir Next" w:eastAsia="Avenir Next"/>
           <w:i/>
           <w:color w:val="5A5F66"/>
-          <w:sz w:val="17"/>
+          <w:sz w:val="22"/>
           <w:szCs w:val="17"/>
         </w:rPr>
         <w:t xml:space="preserve">use the steps on your own</w:t>
@@ -2079,7 +2089,7 @@
       <w:pPr>
         <w:pageBreakBefore/>
         <w:keepNext/>
-        <w:spacing w:before="0" w:after="12" w:line="264" w:lineRule="auto"/>
+        <w:spacing w:before="0" w:after="10" w:line="240" w:lineRule="auto"/>
       </w:pPr>
       <w:r>
         <w:rPr>
@@ -2088,7 +2098,7 @@
           <w:caps/>
           <w:color w:val="003A70"/>
           <w:spacing w:val="12"/>
-          <w:sz w:val="19"/>
+          <w:sz w:val="22"/>
           <w:szCs w:val="19"/>
         </w:rPr>
         <w:t xml:space="preserve">Lesson 9-1  ·  Session 1  ·  Prerequisite Practice A  ·  Skill 2 of 2</w:t>
@@ -2096,8 +2106,9 @@
     </w:p>
     <w:p>
       <w:pPr>
+        <w:pStyle w:val="Heading1"/>
         <w:keepNext/>
-        <w:spacing w:before="0" w:after="10" w:line="240" w:lineRule="auto"/>
+        <w:spacing w:before="0" w:after="8" w:line="240" w:lineRule="auto"/>
       </w:pPr>
       <w:r>
         <w:rPr>
@@ -2115,13 +2126,13 @@
         <w:pBdr>
           <w:bottom w:val="single" w:sz="4" w:space="5" w:color="C9CDD2"/>
         </w:pBdr>
-        <w:spacing w:before="0" w:after="60" w:line="264" w:lineRule="auto"/>
+        <w:spacing w:before="0" w:after="51" w:line="240" w:lineRule="auto"/>
       </w:pPr>
       <w:r>
         <w:rPr>
           <w:rFonts w:ascii="Avenir Next" w:hAnsi="Avenir Next" w:cs="Avenir Next" w:eastAsia="Avenir Next"/>
           <w:color w:val="5A5F66"/>
-          <w:sz w:val="17"/>
+          <w:sz w:val="22"/>
           <w:szCs w:val="17"/>
         </w:rPr>
         <w:t xml:space="preserve">Builds on Grade 5 · 5.OA.B.3</w:t>
@@ -2164,7 +2175,8 @@
           </w:tcPr>
           <w:p>
             <w:pPr>
-              <w:spacing w:before="0" w:after="0" w:line="252" w:lineRule="auto"/>
+              <w:pStyle w:val="Heading2"/>
+              <w:spacing w:before="0" w:after="0" w:line="240" w:lineRule="auto"/>
             </w:pPr>
             <w:r>
               <w:rPr>
@@ -2187,13 +2199,13 @@
           </w:tcPr>
           <w:p>
             <w:pPr>
-              <w:spacing w:before="0" w:after="0" w:line="264" w:lineRule="auto"/>
+              <w:spacing w:before="0" w:after="0" w:line="240" w:lineRule="auto"/>
             </w:pPr>
             <w:r>
               <w:rPr>
                 <w:rFonts w:ascii="Avenir Next" w:hAnsi="Avenir Next" w:cs="Avenir Next" w:eastAsia="Avenir Next"/>
                 <w:color w:val="1A1A1A"/>
-                <w:sz w:val="20"/>
+                <w:sz w:val="22"/>
                 <w:szCs w:val="20"/>
               </w:rPr>
               <w:t xml:space="preserve">You will read “the more bags she sells, the more money she collects.”</w:t>
@@ -2213,7 +2225,8 @@
           </w:tcPr>
           <w:p>
             <w:pPr>
-              <w:spacing w:before="0" w:after="0" w:line="252" w:lineRule="auto"/>
+              <w:pStyle w:val="Heading2"/>
+              <w:spacing w:before="0" w:after="0" w:line="240" w:lineRule="auto"/>
             </w:pPr>
             <w:r>
               <w:rPr>
@@ -2236,13 +2249,13 @@
           </w:tcPr>
           <w:p>
             <w:pPr>
-              <w:spacing w:before="0" w:after="0" w:line="264" w:lineRule="auto"/>
+              <w:spacing w:before="0" w:after="0" w:line="240" w:lineRule="auto"/>
             </w:pPr>
             <w:r>
               <w:rPr>
                 <w:rFonts w:ascii="Avenir Next" w:hAnsi="Avenir Next" w:cs="Avenir Next" w:eastAsia="Avenir Next"/>
                 <w:color w:val="1A1A1A"/>
-                <w:sz w:val="20"/>
+                <w:sz w:val="22"/>
                 <w:szCs w:val="20"/>
               </w:rPr>
               <w:t xml:space="preserve">Tell how one amount changes when another goes up: more songs, more cost.  </w:t>
@@ -2252,7 +2265,7 @@
                 <w:rFonts w:ascii="Avenir Next" w:hAnsi="Avenir Next" w:cs="Avenir Next" w:eastAsia="Avenir Next"/>
                 <w:b/>
                 <w:color w:val="1A1A1A"/>
-                <w:sz w:val="20"/>
+                <w:sz w:val="22"/>
                 <w:szCs w:val="20"/>
               </w:rPr>
               <w:t xml:space="preserve">You will use it in Practice Form A, problems 2 and 7.</w:t>
@@ -2263,6 +2276,7 @@
     </w:tbl>
     <w:p>
       <w:pPr>
+        <w:pStyle w:val="Heading2"/>
         <w:keepNext/>
         <w:pBdr>
           <w:bottom w:val="single" w:sz="8" w:space="3" w:color="003A70"/>
@@ -2270,7 +2284,7 @@
         <w:tabs>
           <w:tab w:val="right" w:pos="9504"/>
         </w:tabs>
-        <w:spacing w:before="50" w:after="36" w:line="240" w:lineRule="auto"/>
+        <w:spacing w:before="42" w:after="31" w:line="240" w:lineRule="auto"/>
       </w:pPr>
       <w:r>
         <w:rPr>
@@ -2278,7 +2292,7 @@
           <w:b/>
           <w:color w:val="003A70"/>
           <w:spacing w:val="14"/>
-          <w:sz w:val="19"/>
+          <w:sz w:val="22"/>
           <w:szCs w:val="19"/>
         </w:rPr>
         <w:t xml:space="preserve">STEPS TO FOLLOW</w:t>
@@ -2297,7 +2311,7 @@
           <w:rFonts w:ascii="Avenir Next" w:hAnsi="Avenir Next" w:cs="Avenir Next" w:eastAsia="Avenir Next"/>
           <w:i/>
           <w:color w:val="5A5F66"/>
-          <w:sz w:val="17"/>
+          <w:sz w:val="22"/>
           <w:szCs w:val="17"/>
         </w:rPr>
         <w:t xml:space="preserve">use these same steps on every problem</w:t>
@@ -2339,6 +2353,7 @@
           </w:tcPr>
           <w:p>
             <w:pPr>
+              <w:pStyle w:val="Heading1"/>
               <w:spacing w:before="0" w:after="0" w:line="240" w:lineRule="auto"/>
               <w:jc w:val="center"/>
             </w:pPr>
@@ -2361,13 +2376,13 @@
           </w:tcPr>
           <w:p>
             <w:pPr>
-              <w:spacing w:before="0" w:after="0" w:line="264" w:lineRule="auto"/>
+              <w:spacing w:before="0" w:after="0" w:line="240" w:lineRule="auto"/>
             </w:pPr>
             <w:r>
               <w:rPr>
                 <w:rFonts w:ascii="Avenir Next" w:hAnsi="Avenir Next" w:cs="Avenir Next" w:eastAsia="Avenir Next"/>
                 <w:color w:val="1A1A1A"/>
-                <w:sz w:val="21"/>
+                <w:sz w:val="22"/>
                 <w:szCs w:val="21"/>
               </w:rPr>
               <w:t xml:space="preserve">Name the </w:t>
@@ -2377,7 +2392,7 @@
                 <w:rFonts w:ascii="Avenir Next" w:hAnsi="Avenir Next" w:cs="Avenir Next" w:eastAsia="Avenir Next"/>
                 <w:b/>
                 <w:color w:val="1A1A1A"/>
-                <w:sz w:val="21"/>
+                <w:sz w:val="22"/>
                 <w:szCs w:val="21"/>
               </w:rPr>
               <w:t xml:space="preserve">first</w:t>
@@ -2386,7 +2401,7 @@
               <w:rPr>
                 <w:rFonts w:ascii="Avenir Next" w:hAnsi="Avenir Next" w:cs="Avenir Next" w:eastAsia="Avenir Next"/>
                 <w:color w:val="1A1A1A"/>
-                <w:sz w:val="21"/>
+                <w:sz w:val="22"/>
                 <w:szCs w:val="21"/>
               </w:rPr>
               <w:t xml:space="preserve"> amount. It goes up.</w:t>
@@ -2405,6 +2420,7 @@
           </w:tcPr>
           <w:p>
             <w:pPr>
+              <w:pStyle w:val="Heading1"/>
               <w:spacing w:before="0" w:after="0" w:line="240" w:lineRule="auto"/>
               <w:jc w:val="center"/>
             </w:pPr>
@@ -2427,13 +2443,13 @@
           </w:tcPr>
           <w:p>
             <w:pPr>
-              <w:spacing w:before="0" w:after="0" w:line="264" w:lineRule="auto"/>
+              <w:spacing w:before="0" w:after="0" w:line="240" w:lineRule="auto"/>
             </w:pPr>
             <w:r>
               <w:rPr>
                 <w:rFonts w:ascii="Avenir Next" w:hAnsi="Avenir Next" w:cs="Avenir Next" w:eastAsia="Avenir Next"/>
                 <w:color w:val="1A1A1A"/>
-                <w:sz w:val="21"/>
+                <w:sz w:val="22"/>
                 <w:szCs w:val="21"/>
               </w:rPr>
               <w:t xml:space="preserve">Name the </w:t>
@@ -2443,7 +2459,7 @@
                 <w:rFonts w:ascii="Avenir Next" w:hAnsi="Avenir Next" w:cs="Avenir Next" w:eastAsia="Avenir Next"/>
                 <w:b/>
                 <w:color w:val="1A1A1A"/>
-                <w:sz w:val="21"/>
+                <w:sz w:val="22"/>
                 <w:szCs w:val="21"/>
               </w:rPr>
               <w:t xml:space="preserve">second</w:t>
@@ -2452,7 +2468,7 @@
               <w:rPr>
                 <w:rFonts w:ascii="Avenir Next" w:hAnsi="Avenir Next" w:cs="Avenir Next" w:eastAsia="Avenir Next"/>
                 <w:color w:val="1A1A1A"/>
-                <w:sz w:val="21"/>
+                <w:sz w:val="22"/>
                 <w:szCs w:val="21"/>
               </w:rPr>
               <w:t xml:space="preserve"> amount.</w:t>
@@ -2471,6 +2487,7 @@
           </w:tcPr>
           <w:p>
             <w:pPr>
+              <w:pStyle w:val="Heading1"/>
               <w:spacing w:before="0" w:after="0" w:line="240" w:lineRule="auto"/>
               <w:jc w:val="center"/>
             </w:pPr>
@@ -2493,13 +2510,13 @@
           </w:tcPr>
           <w:p>
             <w:pPr>
-              <w:spacing w:before="0" w:after="0" w:line="264" w:lineRule="auto"/>
+              <w:spacing w:before="0" w:after="0" w:line="240" w:lineRule="auto"/>
             </w:pPr>
             <w:r>
               <w:rPr>
                 <w:rFonts w:ascii="Avenir Next" w:hAnsi="Avenir Next" w:cs="Avenir Next" w:eastAsia="Avenir Next"/>
                 <w:color w:val="1A1A1A"/>
-                <w:sz w:val="21"/>
+                <w:sz w:val="22"/>
                 <w:szCs w:val="21"/>
               </w:rPr>
               <w:t xml:space="preserve">Decide: does the second amount go </w:t>
@@ -2509,7 +2526,7 @@
                 <w:rFonts w:ascii="Avenir Next" w:hAnsi="Avenir Next" w:cs="Avenir Next" w:eastAsia="Avenir Next"/>
                 <w:b/>
                 <w:color w:val="1A1A1A"/>
-                <w:sz w:val="21"/>
+                <w:sz w:val="22"/>
                 <w:szCs w:val="21"/>
               </w:rPr>
               <w:t xml:space="preserve">up</w:t>
@@ -2518,7 +2535,7 @@
               <w:rPr>
                 <w:rFonts w:ascii="Avenir Next" w:hAnsi="Avenir Next" w:cs="Avenir Next" w:eastAsia="Avenir Next"/>
                 <w:color w:val="1A1A1A"/>
-                <w:sz w:val="21"/>
+                <w:sz w:val="22"/>
                 <w:szCs w:val="21"/>
               </w:rPr>
               <w:t xml:space="preserve">, down, or stay the same?</w:t>
@@ -2529,6 +2546,7 @@
     </w:tbl>
     <w:p>
       <w:pPr>
+        <w:pStyle w:val="Heading2"/>
         <w:keepNext/>
         <w:pBdr>
           <w:bottom w:val="single" w:sz="8" w:space="3" w:color="003A70"/>
@@ -2536,7 +2554,7 @@
         <w:tabs>
           <w:tab w:val="right" w:pos="9504"/>
         </w:tabs>
-        <w:spacing w:before="50" w:after="36" w:line="240" w:lineRule="auto"/>
+        <w:spacing w:before="42" w:after="31" w:line="240" w:lineRule="auto"/>
       </w:pPr>
       <w:r>
         <w:rPr>
@@ -2544,7 +2562,7 @@
           <w:b/>
           <w:color w:val="003A70"/>
           <w:spacing w:val="14"/>
-          <w:sz w:val="19"/>
+          <w:sz w:val="22"/>
           <w:szCs w:val="19"/>
         </w:rPr>
         <w:t xml:space="preserve">WATCH ME</w:t>
@@ -2563,7 +2581,7 @@
           <w:rFonts w:ascii="Avenir Next" w:hAnsi="Avenir Next" w:cs="Avenir Next" w:eastAsia="Avenir Next"/>
           <w:i/>
           <w:color w:val="5A5F66"/>
-          <w:sz w:val="17"/>
+          <w:sz w:val="22"/>
           <w:szCs w:val="17"/>
         </w:rPr>
         <w:t xml:space="preserve">the steps in action</w:t>
@@ -2571,14 +2589,14 @@
     </w:p>
     <w:p>
       <w:pPr>
-        <w:spacing w:before="0" w:after="40" w:line="264" w:lineRule="auto"/>
+        <w:spacing w:before="0" w:after="34" w:line="240" w:lineRule="auto"/>
       </w:pPr>
       <w:r>
         <w:rPr>
           <w:rFonts w:ascii="Avenir Next" w:hAnsi="Avenir Next" w:cs="Avenir Next" w:eastAsia="Avenir Next"/>
           <w:b/>
           <w:color w:val="1A1A1A"/>
-          <w:sz w:val="21"/>
+          <w:sz w:val="22"/>
           <w:szCs w:val="21"/>
         </w:rPr>
         <w:t xml:space="preserve">Songs bought and total cost.</w:t>
@@ -2589,7 +2607,7 @@
         <w:tabs>
           <w:tab w:val="left" w:pos="950"/>
         </w:tabs>
-        <w:spacing w:before="0" w:after="24" w:line="256" w:lineRule="auto"/>
+        <w:spacing w:before="0" w:after="20" w:line="240" w:lineRule="auto"/>
         <w:ind w:left="950" w:hanging="950"/>
       </w:pPr>
       <w:r>
@@ -2597,25 +2615,25 @@
           <w:rFonts w:ascii="Avenir Next" w:hAnsi="Avenir Next" w:cs="Avenir Next" w:eastAsia="Avenir Next"/>
           <w:b/>
           <w:color w:val="003A70"/>
+          <w:sz w:val="22"/>
+          <w:szCs w:val="19"/>
+        </w:rPr>
+        <w:t xml:space="preserve">Step 1</w:t>
+      </w:r>
+      <w:r>
+        <w:rPr>
+          <w:rFonts w:ascii="Avenir Next" w:hAnsi="Avenir Next" w:cs="Avenir Next" w:eastAsia="Avenir Next"/>
+          <w:color w:val="1A1A1A"/>
           <w:sz w:val="19"/>
           <w:szCs w:val="19"/>
         </w:rPr>
-        <w:t xml:space="preserve">Step 1</w:t>
-      </w:r>
-      <w:r>
-        <w:rPr>
-          <w:rFonts w:ascii="Avenir Next" w:hAnsi="Avenir Next" w:cs="Avenir Next" w:eastAsia="Avenir Next"/>
-          <w:color w:val="1A1A1A"/>
-          <w:sz w:val="19"/>
-          <w:szCs w:val="19"/>
-        </w:rPr>
         <w:tab/>
       </w:r>
       <w:r>
         <w:rPr>
           <w:rFonts w:ascii="Avenir Next" w:hAnsi="Avenir Next" w:cs="Avenir Next" w:eastAsia="Avenir Next"/>
           <w:color w:val="1A1A1A"/>
-          <w:sz w:val="21"/>
+          <w:sz w:val="22"/>
           <w:szCs w:val="21"/>
         </w:rPr>
         <w:t xml:space="preserve">The first amount is songs bought.</w:t>
@@ -2626,7 +2644,7 @@
         <w:tabs>
           <w:tab w:val="left" w:pos="950"/>
         </w:tabs>
-        <w:spacing w:before="0" w:after="24" w:line="256" w:lineRule="auto"/>
+        <w:spacing w:before="0" w:after="20" w:line="240" w:lineRule="auto"/>
         <w:ind w:left="950" w:hanging="950"/>
       </w:pPr>
       <w:r>
@@ -2634,25 +2652,25 @@
           <w:rFonts w:ascii="Avenir Next" w:hAnsi="Avenir Next" w:cs="Avenir Next" w:eastAsia="Avenir Next"/>
           <w:b/>
           <w:color w:val="003A70"/>
+          <w:sz w:val="22"/>
+          <w:szCs w:val="19"/>
+        </w:rPr>
+        <w:t xml:space="preserve">Step 2</w:t>
+      </w:r>
+      <w:r>
+        <w:rPr>
+          <w:rFonts w:ascii="Avenir Next" w:hAnsi="Avenir Next" w:cs="Avenir Next" w:eastAsia="Avenir Next"/>
+          <w:color w:val="1A1A1A"/>
           <w:sz w:val="19"/>
           <w:szCs w:val="19"/>
         </w:rPr>
-        <w:t xml:space="preserve">Step 2</w:t>
-      </w:r>
-      <w:r>
-        <w:rPr>
-          <w:rFonts w:ascii="Avenir Next" w:hAnsi="Avenir Next" w:cs="Avenir Next" w:eastAsia="Avenir Next"/>
-          <w:color w:val="1A1A1A"/>
-          <w:sz w:val="19"/>
-          <w:szCs w:val="19"/>
-        </w:rPr>
         <w:tab/>
       </w:r>
       <w:r>
         <w:rPr>
           <w:rFonts w:ascii="Avenir Next" w:hAnsi="Avenir Next" w:cs="Avenir Next" w:eastAsia="Avenir Next"/>
           <w:color w:val="1A1A1A"/>
-          <w:sz w:val="21"/>
+          <w:sz w:val="22"/>
           <w:szCs w:val="21"/>
         </w:rPr>
         <w:t xml:space="preserve">The second amount is total cost.</w:t>
@@ -2663,7 +2681,7 @@
         <w:tabs>
           <w:tab w:val="left" w:pos="950"/>
         </w:tabs>
-        <w:spacing w:before="0" w:after="24" w:line="256" w:lineRule="auto"/>
+        <w:spacing w:before="0" w:after="20" w:line="240" w:lineRule="auto"/>
         <w:ind w:left="950" w:hanging="950"/>
       </w:pPr>
       <w:r>
@@ -2671,25 +2689,25 @@
           <w:rFonts w:ascii="Avenir Next" w:hAnsi="Avenir Next" w:cs="Avenir Next" w:eastAsia="Avenir Next"/>
           <w:b/>
           <w:color w:val="003A70"/>
+          <w:sz w:val="22"/>
+          <w:szCs w:val="19"/>
+        </w:rPr>
+        <w:t xml:space="preserve">Step 3</w:t>
+      </w:r>
+      <w:r>
+        <w:rPr>
+          <w:rFonts w:ascii="Avenir Next" w:hAnsi="Avenir Next" w:cs="Avenir Next" w:eastAsia="Avenir Next"/>
+          <w:color w:val="1A1A1A"/>
           <w:sz w:val="19"/>
           <w:szCs w:val="19"/>
         </w:rPr>
-        <w:t xml:space="preserve">Step 3</w:t>
-      </w:r>
-      <w:r>
-        <w:rPr>
-          <w:rFonts w:ascii="Avenir Next" w:hAnsi="Avenir Next" w:cs="Avenir Next" w:eastAsia="Avenir Next"/>
-          <w:color w:val="1A1A1A"/>
-          <w:sz w:val="19"/>
-          <w:szCs w:val="19"/>
-        </w:rPr>
         <w:tab/>
       </w:r>
       <w:r>
         <w:rPr>
           <w:rFonts w:ascii="Avenir Next" w:hAnsi="Avenir Next" w:cs="Avenir Next" w:eastAsia="Avenir Next"/>
           <w:color w:val="1A1A1A"/>
-          <w:sz w:val="21"/>
+          <w:sz w:val="22"/>
           <w:szCs w:val="21"/>
         </w:rPr>
         <w:t xml:space="preserve">More songs cost more money. Up.</w:t>
@@ -2700,7 +2718,7 @@
         <w:tabs>
           <w:tab w:val="left" w:pos="950"/>
         </w:tabs>
-        <w:spacing w:before="20" w:after="0" w:line="256" w:lineRule="auto"/>
+        <w:spacing w:before="17" w:after="0" w:line="240" w:lineRule="auto"/>
         <w:ind w:left="950" w:hanging="950"/>
       </w:pPr>
       <w:r>
@@ -2708,18 +2726,18 @@
           <w:rFonts w:ascii="Avenir Next" w:hAnsi="Avenir Next" w:cs="Avenir Next" w:eastAsia="Avenir Next"/>
           <w:b/>
           <w:color w:val="1A1A1A"/>
+          <w:sz w:val="22"/>
+          <w:szCs w:val="21"/>
+        </w:rPr>
+        <w:t xml:space="preserve">Answer</w:t>
+      </w:r>
+      <w:r>
+        <w:rPr>
+          <w:rFonts w:ascii="Avenir Next" w:hAnsi="Avenir Next" w:cs="Avenir Next" w:eastAsia="Avenir Next"/>
+          <w:color w:val="1A1A1A"/>
           <w:sz w:val="21"/>
           <w:szCs w:val="21"/>
         </w:rPr>
-        <w:t xml:space="preserve">Answer</w:t>
-      </w:r>
-      <w:r>
-        <w:rPr>
-          <w:rFonts w:ascii="Avenir Next" w:hAnsi="Avenir Next" w:cs="Avenir Next" w:eastAsia="Avenir Next"/>
-          <w:color w:val="1A1A1A"/>
-          <w:sz w:val="21"/>
-          <w:szCs w:val="21"/>
-        </w:rPr>
         <w:tab/>
       </w:r>
       <w:r>
@@ -2727,7 +2745,7 @@
           <w:rFonts w:ascii="Avenir Next" w:hAnsi="Avenir Next" w:cs="Avenir Next" w:eastAsia="Avenir Next"/>
           <w:b/>
           <w:color w:val="1A1A1A"/>
-          <w:sz w:val="21"/>
+          <w:sz w:val="22"/>
           <w:szCs w:val="21"/>
         </w:rPr>
         <w:t xml:space="preserve">up</w:t>
@@ -2735,6 +2753,7 @@
     </w:p>
     <w:p>
       <w:pPr>
+        <w:pStyle w:val="Heading2"/>
         <w:keepNext/>
         <w:pBdr>
           <w:bottom w:val="single" w:sz="8" w:space="3" w:color="003A70"/>
@@ -2742,7 +2761,7 @@
         <w:tabs>
           <w:tab w:val="right" w:pos="9504"/>
         </w:tabs>
-        <w:spacing w:before="50" w:after="36" w:line="240" w:lineRule="auto"/>
+        <w:spacing w:before="42" w:after="31" w:line="240" w:lineRule="auto"/>
       </w:pPr>
       <w:r>
         <w:rPr>
@@ -2750,7 +2769,7 @@
           <w:b/>
           <w:color w:val="003A70"/>
           <w:spacing w:val="14"/>
-          <w:sz w:val="19"/>
+          <w:sz w:val="22"/>
           <w:szCs w:val="19"/>
         </w:rPr>
         <w:t xml:space="preserve">TRY IT WITH HELP</w:t>
@@ -2769,7 +2788,7 @@
           <w:rFonts w:ascii="Avenir Next" w:hAnsi="Avenir Next" w:cs="Avenir Next" w:eastAsia="Avenir Next"/>
           <w:i/>
           <w:color w:val="5A5F66"/>
-          <w:sz w:val="17"/>
+          <w:sz w:val="22"/>
           <w:szCs w:val="17"/>
         </w:rPr>
         <w:t xml:space="preserve">fill in each step</w:t>
@@ -2781,7 +2800,7 @@
         <w:tabs>
           <w:tab w:val="left" w:pos="432"/>
         </w:tabs>
-        <w:spacing w:before="90" w:after="40" w:line="268" w:lineRule="auto"/>
+        <w:spacing w:before="76" w:after="34" w:line="240" w:lineRule="auto"/>
         <w:ind w:left="432" w:hanging="432"/>
       </w:pPr>
       <w:r>
@@ -2819,7 +2838,7 @@
         <w:tabs>
           <w:tab w:val="left" w:pos="1300"/>
         </w:tabs>
-        <w:spacing w:before="0" w:after="24" w:line="272" w:lineRule="auto"/>
+        <w:spacing w:before="0" w:after="20" w:line="240" w:lineRule="auto"/>
         <w:ind w:left="1300" w:hanging="868"/>
       </w:pPr>
       <w:r>
@@ -2827,35 +2846,35 @@
           <w:rFonts w:ascii="Avenir Next" w:hAnsi="Avenir Next" w:cs="Avenir Next" w:eastAsia="Avenir Next"/>
           <w:b/>
           <w:color w:val="003A70"/>
+          <w:sz w:val="22"/>
+          <w:szCs w:val="18"/>
+        </w:rPr>
+        <w:t xml:space="preserve">Step 1</w:t>
+      </w:r>
+      <w:r>
+        <w:rPr>
+          <w:rFonts w:ascii="Avenir Next" w:hAnsi="Avenir Next" w:cs="Avenir Next" w:eastAsia="Avenir Next"/>
+          <w:color w:val="1A1A1A"/>
           <w:sz w:val="18"/>
           <w:szCs w:val="18"/>
         </w:rPr>
-        <w:t xml:space="preserve">Step 1</w:t>
-      </w:r>
-      <w:r>
-        <w:rPr>
-          <w:rFonts w:ascii="Avenir Next" w:hAnsi="Avenir Next" w:cs="Avenir Next" w:eastAsia="Avenir Next"/>
-          <w:color w:val="1A1A1A"/>
-          <w:sz w:val="18"/>
-          <w:szCs w:val="18"/>
-        </w:rPr>
         <w:tab/>
       </w:r>
       <w:r>
         <w:rPr>
           <w:rFonts w:ascii="Avenir Next" w:hAnsi="Avenir Next" w:cs="Avenir Next" w:eastAsia="Avenir Next"/>
           <w:color w:val="1A1A1A"/>
+          <w:sz w:val="22"/>
+          <w:szCs w:val="21"/>
+        </w:rPr>
+        <w:t xml:space="preserve">The first amount is </w:t>
+      </w:r>
+      <w:r>
+        <w:rPr>
+          <w:rFonts w:ascii="Avenir Next" w:hAnsi="Avenir Next" w:cs="Avenir Next" w:eastAsia="Avenir Next"/>
+          <w:color w:val="1A1A1A"/>
           <w:sz w:val="21"/>
           <w:szCs w:val="21"/>
-        </w:rPr>
-        <w:t xml:space="preserve">The first amount is </w:t>
-      </w:r>
-      <w:r>
-        <w:rPr>
-          <w:rFonts w:ascii="Avenir Next" w:hAnsi="Avenir Next" w:cs="Avenir Next" w:eastAsia="Avenir Next"/>
-          <w:color w:val="1A1A1A"/>
-          <w:sz w:val="21"/>
-          <w:szCs w:val="21"/>
           <w:u w:val="single"/>
         </w:rPr>
         <w:t xml:space="preserve">                </w:t>
@@ -2864,7 +2883,7 @@
         <w:rPr>
           <w:rFonts w:ascii="Avenir Next" w:hAnsi="Avenir Next" w:cs="Avenir Next" w:eastAsia="Avenir Next"/>
           <w:color w:val="1A1A1A"/>
-          <w:sz w:val="21"/>
+          <w:sz w:val="22"/>
           <w:szCs w:val="21"/>
         </w:rPr>
         <w:t xml:space="preserve">.</w:t>
@@ -2876,7 +2895,7 @@
         <w:tabs>
           <w:tab w:val="left" w:pos="1300"/>
         </w:tabs>
-        <w:spacing w:before="0" w:after="24" w:line="272" w:lineRule="auto"/>
+        <w:spacing w:before="0" w:after="20" w:line="240" w:lineRule="auto"/>
         <w:ind w:left="1300" w:hanging="868"/>
       </w:pPr>
       <w:r>
@@ -2884,35 +2903,35 @@
           <w:rFonts w:ascii="Avenir Next" w:hAnsi="Avenir Next" w:cs="Avenir Next" w:eastAsia="Avenir Next"/>
           <w:b/>
           <w:color w:val="003A70"/>
+          <w:sz w:val="22"/>
+          <w:szCs w:val="18"/>
+        </w:rPr>
+        <w:t xml:space="preserve">Step 2</w:t>
+      </w:r>
+      <w:r>
+        <w:rPr>
+          <w:rFonts w:ascii="Avenir Next" w:hAnsi="Avenir Next" w:cs="Avenir Next" w:eastAsia="Avenir Next"/>
+          <w:color w:val="1A1A1A"/>
           <w:sz w:val="18"/>
           <w:szCs w:val="18"/>
         </w:rPr>
-        <w:t xml:space="preserve">Step 2</w:t>
-      </w:r>
-      <w:r>
-        <w:rPr>
-          <w:rFonts w:ascii="Avenir Next" w:hAnsi="Avenir Next" w:cs="Avenir Next" w:eastAsia="Avenir Next"/>
-          <w:color w:val="1A1A1A"/>
-          <w:sz w:val="18"/>
-          <w:szCs w:val="18"/>
-        </w:rPr>
         <w:tab/>
       </w:r>
       <w:r>
         <w:rPr>
           <w:rFonts w:ascii="Avenir Next" w:hAnsi="Avenir Next" w:cs="Avenir Next" w:eastAsia="Avenir Next"/>
           <w:color w:val="1A1A1A"/>
+          <w:sz w:val="22"/>
+          <w:szCs w:val="21"/>
+        </w:rPr>
+        <w:t xml:space="preserve">The second amount is </w:t>
+      </w:r>
+      <w:r>
+        <w:rPr>
+          <w:rFonts w:ascii="Avenir Next" w:hAnsi="Avenir Next" w:cs="Avenir Next" w:eastAsia="Avenir Next"/>
+          <w:color w:val="1A1A1A"/>
           <w:sz w:val="21"/>
           <w:szCs w:val="21"/>
-        </w:rPr>
-        <w:t xml:space="preserve">The second amount is </w:t>
-      </w:r>
-      <w:r>
-        <w:rPr>
-          <w:rFonts w:ascii="Avenir Next" w:hAnsi="Avenir Next" w:cs="Avenir Next" w:eastAsia="Avenir Next"/>
-          <w:color w:val="1A1A1A"/>
-          <w:sz w:val="21"/>
-          <w:szCs w:val="21"/>
           <w:u w:val="single"/>
         </w:rPr>
         <w:t xml:space="preserve">                </w:t>
@@ -2921,7 +2940,7 @@
         <w:rPr>
           <w:rFonts w:ascii="Avenir Next" w:hAnsi="Avenir Next" w:cs="Avenir Next" w:eastAsia="Avenir Next"/>
           <w:color w:val="1A1A1A"/>
-          <w:sz w:val="21"/>
+          <w:sz w:val="22"/>
           <w:szCs w:val="21"/>
         </w:rPr>
         <w:t xml:space="preserve">.</w:t>
@@ -2933,7 +2952,7 @@
         <w:tabs>
           <w:tab w:val="left" w:pos="1300"/>
         </w:tabs>
-        <w:spacing w:before="0" w:after="24" w:line="272" w:lineRule="auto"/>
+        <w:spacing w:before="0" w:after="20" w:line="240" w:lineRule="auto"/>
         <w:ind w:left="1300" w:hanging="868"/>
       </w:pPr>
       <w:r>
@@ -2941,25 +2960,25 @@
           <w:rFonts w:ascii="Avenir Next" w:hAnsi="Avenir Next" w:cs="Avenir Next" w:eastAsia="Avenir Next"/>
           <w:b/>
           <w:color w:val="003A70"/>
+          <w:sz w:val="22"/>
+          <w:szCs w:val="18"/>
+        </w:rPr>
+        <w:t xml:space="preserve">Step 3</w:t>
+      </w:r>
+      <w:r>
+        <w:rPr>
+          <w:rFonts w:ascii="Avenir Next" w:hAnsi="Avenir Next" w:cs="Avenir Next" w:eastAsia="Avenir Next"/>
+          <w:color w:val="1A1A1A"/>
           <w:sz w:val="18"/>
           <w:szCs w:val="18"/>
         </w:rPr>
-        <w:t xml:space="preserve">Step 3</w:t>
-      </w:r>
-      <w:r>
-        <w:rPr>
-          <w:rFonts w:ascii="Avenir Next" w:hAnsi="Avenir Next" w:cs="Avenir Next" w:eastAsia="Avenir Next"/>
-          <w:color w:val="1A1A1A"/>
-          <w:sz w:val="18"/>
-          <w:szCs w:val="18"/>
-        </w:rPr>
         <w:tab/>
       </w:r>
       <w:r>
         <w:rPr>
           <w:rFonts w:ascii="Avenir Next" w:hAnsi="Avenir Next" w:cs="Avenir Next" w:eastAsia="Avenir Next"/>
           <w:color w:val="1A1A1A"/>
-          <w:sz w:val="21"/>
+          <w:sz w:val="22"/>
           <w:szCs w:val="21"/>
         </w:rPr>
         <w:t xml:space="preserve">More miles means less gas. </w:t>
@@ -2986,7 +3005,7 @@
         <w:tabs>
           <w:tab w:val="left" w:pos="432"/>
         </w:tabs>
-        <w:spacing w:before="90" w:after="40" w:line="268" w:lineRule="auto"/>
+        <w:spacing w:before="76" w:after="34" w:line="240" w:lineRule="auto"/>
         <w:ind w:left="432" w:hanging="432"/>
       </w:pPr>
       <w:r>
@@ -3024,7 +3043,7 @@
         <w:tabs>
           <w:tab w:val="left" w:pos="1300"/>
         </w:tabs>
-        <w:spacing w:before="0" w:after="24" w:line="272" w:lineRule="auto"/>
+        <w:spacing w:before="0" w:after="20" w:line="240" w:lineRule="auto"/>
         <w:ind w:left="1300" w:hanging="868"/>
       </w:pPr>
       <w:r>
@@ -3032,35 +3051,35 @@
           <w:rFonts w:ascii="Avenir Next" w:hAnsi="Avenir Next" w:cs="Avenir Next" w:eastAsia="Avenir Next"/>
           <w:b/>
           <w:color w:val="003A70"/>
+          <w:sz w:val="22"/>
+          <w:szCs w:val="18"/>
+        </w:rPr>
+        <w:t xml:space="preserve">Step 1</w:t>
+      </w:r>
+      <w:r>
+        <w:rPr>
+          <w:rFonts w:ascii="Avenir Next" w:hAnsi="Avenir Next" w:cs="Avenir Next" w:eastAsia="Avenir Next"/>
+          <w:color w:val="1A1A1A"/>
           <w:sz w:val="18"/>
           <w:szCs w:val="18"/>
         </w:rPr>
-        <w:t xml:space="preserve">Step 1</w:t>
-      </w:r>
-      <w:r>
-        <w:rPr>
-          <w:rFonts w:ascii="Avenir Next" w:hAnsi="Avenir Next" w:cs="Avenir Next" w:eastAsia="Avenir Next"/>
-          <w:color w:val="1A1A1A"/>
-          <w:sz w:val="18"/>
-          <w:szCs w:val="18"/>
-        </w:rPr>
         <w:tab/>
       </w:r>
       <w:r>
         <w:rPr>
           <w:rFonts w:ascii="Avenir Next" w:hAnsi="Avenir Next" w:cs="Avenir Next" w:eastAsia="Avenir Next"/>
           <w:color w:val="1A1A1A"/>
+          <w:sz w:val="22"/>
+          <w:szCs w:val="21"/>
+        </w:rPr>
+        <w:t xml:space="preserve">The first amount is </w:t>
+      </w:r>
+      <w:r>
+        <w:rPr>
+          <w:rFonts w:ascii="Avenir Next" w:hAnsi="Avenir Next" w:cs="Avenir Next" w:eastAsia="Avenir Next"/>
+          <w:color w:val="1A1A1A"/>
           <w:sz w:val="21"/>
           <w:szCs w:val="21"/>
-        </w:rPr>
-        <w:t xml:space="preserve">The first amount is </w:t>
-      </w:r>
-      <w:r>
-        <w:rPr>
-          <w:rFonts w:ascii="Avenir Next" w:hAnsi="Avenir Next" w:cs="Avenir Next" w:eastAsia="Avenir Next"/>
-          <w:color w:val="1A1A1A"/>
-          <w:sz w:val="21"/>
-          <w:szCs w:val="21"/>
           <w:u w:val="single"/>
         </w:rPr>
         <w:t xml:space="preserve">                </w:t>
@@ -3069,7 +3088,7 @@
         <w:rPr>
           <w:rFonts w:ascii="Avenir Next" w:hAnsi="Avenir Next" w:cs="Avenir Next" w:eastAsia="Avenir Next"/>
           <w:color w:val="1A1A1A"/>
-          <w:sz w:val="21"/>
+          <w:sz w:val="22"/>
           <w:szCs w:val="21"/>
         </w:rPr>
         <w:t xml:space="preserve">.</w:t>
@@ -3081,7 +3100,7 @@
         <w:tabs>
           <w:tab w:val="left" w:pos="1300"/>
         </w:tabs>
-        <w:spacing w:before="0" w:after="24" w:line="272" w:lineRule="auto"/>
+        <w:spacing w:before="0" w:after="20" w:line="240" w:lineRule="auto"/>
         <w:ind w:left="1300" w:hanging="868"/>
       </w:pPr>
       <w:r>
@@ -3089,35 +3108,35 @@
           <w:rFonts w:ascii="Avenir Next" w:hAnsi="Avenir Next" w:cs="Avenir Next" w:eastAsia="Avenir Next"/>
           <w:b/>
           <w:color w:val="003A70"/>
+          <w:sz w:val="22"/>
+          <w:szCs w:val="18"/>
+        </w:rPr>
+        <w:t xml:space="preserve">Step 2</w:t>
+      </w:r>
+      <w:r>
+        <w:rPr>
+          <w:rFonts w:ascii="Avenir Next" w:hAnsi="Avenir Next" w:cs="Avenir Next" w:eastAsia="Avenir Next"/>
+          <w:color w:val="1A1A1A"/>
           <w:sz w:val="18"/>
           <w:szCs w:val="18"/>
         </w:rPr>
-        <w:t xml:space="preserve">Step 2</w:t>
-      </w:r>
-      <w:r>
-        <w:rPr>
-          <w:rFonts w:ascii="Avenir Next" w:hAnsi="Avenir Next" w:cs="Avenir Next" w:eastAsia="Avenir Next"/>
-          <w:color w:val="1A1A1A"/>
-          <w:sz w:val="18"/>
-          <w:szCs w:val="18"/>
-        </w:rPr>
         <w:tab/>
       </w:r>
       <w:r>
         <w:rPr>
           <w:rFonts w:ascii="Avenir Next" w:hAnsi="Avenir Next" w:cs="Avenir Next" w:eastAsia="Avenir Next"/>
           <w:color w:val="1A1A1A"/>
+          <w:sz w:val="22"/>
+          <w:szCs w:val="21"/>
+        </w:rPr>
+        <w:t xml:space="preserve">The second amount is </w:t>
+      </w:r>
+      <w:r>
+        <w:rPr>
+          <w:rFonts w:ascii="Avenir Next" w:hAnsi="Avenir Next" w:cs="Avenir Next" w:eastAsia="Avenir Next"/>
+          <w:color w:val="1A1A1A"/>
           <w:sz w:val="21"/>
           <w:szCs w:val="21"/>
-        </w:rPr>
-        <w:t xml:space="preserve">The second amount is </w:t>
-      </w:r>
-      <w:r>
-        <w:rPr>
-          <w:rFonts w:ascii="Avenir Next" w:hAnsi="Avenir Next" w:cs="Avenir Next" w:eastAsia="Avenir Next"/>
-          <w:color w:val="1A1A1A"/>
-          <w:sz w:val="21"/>
-          <w:szCs w:val="21"/>
           <w:u w:val="single"/>
         </w:rPr>
         <w:t xml:space="preserve">                </w:t>
@@ -3126,7 +3145,7 @@
         <w:rPr>
           <w:rFonts w:ascii="Avenir Next" w:hAnsi="Avenir Next" w:cs="Avenir Next" w:eastAsia="Avenir Next"/>
           <w:color w:val="1A1A1A"/>
-          <w:sz w:val="21"/>
+          <w:sz w:val="22"/>
           <w:szCs w:val="21"/>
         </w:rPr>
         <w:t xml:space="preserve">.</w:t>
@@ -3138,7 +3157,7 @@
         <w:tabs>
           <w:tab w:val="left" w:pos="1300"/>
         </w:tabs>
-        <w:spacing w:before="0" w:after="24" w:line="272" w:lineRule="auto"/>
+        <w:spacing w:before="0" w:after="20" w:line="240" w:lineRule="auto"/>
         <w:ind w:left="1300" w:hanging="868"/>
       </w:pPr>
       <w:r>
@@ -3146,35 +3165,35 @@
           <w:rFonts w:ascii="Avenir Next" w:hAnsi="Avenir Next" w:cs="Avenir Next" w:eastAsia="Avenir Next"/>
           <w:b/>
           <w:color w:val="003A70"/>
+          <w:sz w:val="22"/>
+          <w:szCs w:val="18"/>
+        </w:rPr>
+        <w:t xml:space="preserve">Step 3</w:t>
+      </w:r>
+      <w:r>
+        <w:rPr>
+          <w:rFonts w:ascii="Avenir Next" w:hAnsi="Avenir Next" w:cs="Avenir Next" w:eastAsia="Avenir Next"/>
+          <w:color w:val="1A1A1A"/>
           <w:sz w:val="18"/>
           <w:szCs w:val="18"/>
         </w:rPr>
-        <w:t xml:space="preserve">Step 3</w:t>
-      </w:r>
-      <w:r>
-        <w:rPr>
-          <w:rFonts w:ascii="Avenir Next" w:hAnsi="Avenir Next" w:cs="Avenir Next" w:eastAsia="Avenir Next"/>
-          <w:color w:val="1A1A1A"/>
-          <w:sz w:val="18"/>
-          <w:szCs w:val="18"/>
-        </w:rPr>
         <w:tab/>
       </w:r>
       <w:r>
         <w:rPr>
           <w:rFonts w:ascii="Avenir Next" w:hAnsi="Avenir Next" w:cs="Avenir Next" w:eastAsia="Avenir Next"/>
           <w:color w:val="1A1A1A"/>
+          <w:sz w:val="22"/>
+          <w:szCs w:val="21"/>
+        </w:rPr>
+        <w:t xml:space="preserve">More days means a taller plant. </w:t>
+      </w:r>
+      <w:r>
+        <w:rPr>
+          <w:rFonts w:ascii="Avenir Next" w:hAnsi="Avenir Next" w:cs="Avenir Next" w:eastAsia="Avenir Next"/>
+          <w:color w:val="1A1A1A"/>
           <w:sz w:val="21"/>
           <w:szCs w:val="21"/>
-        </w:rPr>
-        <w:t xml:space="preserve">More days means a taller plant. </w:t>
-      </w:r>
-      <w:r>
-        <w:rPr>
-          <w:rFonts w:ascii="Avenir Next" w:hAnsi="Avenir Next" w:cs="Avenir Next" w:eastAsia="Avenir Next"/>
-          <w:color w:val="1A1A1A"/>
-          <w:sz w:val="21"/>
-          <w:szCs w:val="21"/>
           <w:u w:val="single"/>
         </w:rPr>
         <w:t xml:space="preserve">                </w:t>
@@ -3187,6 +3206,7 @@
     </w:p>
     <w:p>
       <w:pPr>
+        <w:pStyle w:val="Heading2"/>
         <w:keepNext/>
         <w:pBdr>
           <w:bottom w:val="single" w:sz="8" w:space="3" w:color="003A70"/>
@@ -3194,7 +3214,7 @@
         <w:tabs>
           <w:tab w:val="right" w:pos="9504"/>
         </w:tabs>
-        <w:spacing w:before="50" w:after="36" w:line="240" w:lineRule="auto"/>
+        <w:spacing w:before="42" w:after="31" w:line="240" w:lineRule="auto"/>
       </w:pPr>
       <w:r>
         <w:rPr>
@@ -3202,7 +3222,7 @@
           <w:b/>
           <w:color w:val="003A70"/>
           <w:spacing w:val="14"/>
-          <w:sz w:val="19"/>
+          <w:sz w:val="22"/>
           <w:szCs w:val="19"/>
         </w:rPr>
         <w:t xml:space="preserve">YOUR TURN</w:t>
@@ -3221,7 +3241,7 @@
           <w:rFonts w:ascii="Avenir Next" w:hAnsi="Avenir Next" w:cs="Avenir Next" w:eastAsia="Avenir Next"/>
           <w:i/>
           <w:color w:val="5A5F66"/>
-          <w:sz w:val="17"/>
+          <w:sz w:val="22"/>
           <w:szCs w:val="17"/>
         </w:rPr>
         <w:t xml:space="preserve">use the steps on your own</w:t>
@@ -3271,7 +3291,7 @@
               <w:tabs>
                 <w:tab w:val="left" w:pos="432"/>
               </w:tabs>
-              <w:spacing w:before="90" w:after="40" w:line="268" w:lineRule="auto"/>
+              <w:spacing w:before="76" w:after="34" w:line="240" w:lineRule="auto"/>
               <w:ind w:left="432" w:hanging="432"/>
             </w:pPr>
             <w:r>
@@ -3344,7 +3364,7 @@
                     <w:tabs>
                       <w:tab w:val="left" w:pos="340"/>
                     </w:tabs>
-                    <w:spacing w:before="0" w:after="0" w:line="276" w:lineRule="auto"/>
+                    <w:spacing w:before="0" w:after="0" w:line="240" w:lineRule="auto"/>
                     <w:ind w:left="340" w:hanging="340"/>
                   </w:pPr>
                   <w:r>
@@ -3392,7 +3412,7 @@
                       <w:szCs w:val="22"/>
                       <w:u w:val="single"/>
                     </w:rPr>
-                    <w:t xml:space="preserve">        </w:t>
+                    <w:t xml:space="preserve">            </w:t>
                   </w:r>
                 </w:p>
               </w:tc>
@@ -3406,7 +3426,7 @@
                     <w:tabs>
                       <w:tab w:val="left" w:pos="340"/>
                     </w:tabs>
-                    <w:spacing w:before="0" w:after="0" w:line="276" w:lineRule="auto"/>
+                    <w:spacing w:before="0" w:after="0" w:line="240" w:lineRule="auto"/>
                     <w:ind w:left="340" w:hanging="340"/>
                   </w:pPr>
                   <w:r>
@@ -3454,7 +3474,7 @@
                       <w:szCs w:val="22"/>
                       <w:u w:val="single"/>
                     </w:rPr>
-                    <w:t xml:space="preserve">        </w:t>
+                    <w:t xml:space="preserve">            </w:t>
                   </w:r>
                 </w:p>
               </w:tc>
@@ -3474,7 +3494,7 @@
                     <w:tabs>
                       <w:tab w:val="left" w:pos="340"/>
                     </w:tabs>
-                    <w:spacing w:before="0" w:after="0" w:line="276" w:lineRule="auto"/>
+                    <w:spacing w:before="0" w:after="0" w:line="240" w:lineRule="auto"/>
                     <w:ind w:left="340" w:hanging="340"/>
                   </w:pPr>
                   <w:r>
@@ -3522,7 +3542,7 @@
                       <w:szCs w:val="22"/>
                       <w:u w:val="single"/>
                     </w:rPr>
-                    <w:t xml:space="preserve">        </w:t>
+                    <w:t xml:space="preserve">            </w:t>
                   </w:r>
                 </w:p>
               </w:tc>
@@ -3536,7 +3556,7 @@
                     <w:tabs>
                       <w:tab w:val="left" w:pos="340"/>
                     </w:tabs>
-                    <w:spacing w:before="0" w:after="0" w:line="276" w:lineRule="auto"/>
+                    <w:spacing w:before="0" w:after="0" w:line="240" w:lineRule="auto"/>
                     <w:ind w:left="340" w:hanging="340"/>
                   </w:pPr>
                   <w:r>
@@ -3584,7 +3604,7 @@
                       <w:szCs w:val="22"/>
                       <w:u w:val="single"/>
                     </w:rPr>
-                    <w:t xml:space="preserve">        </w:t>
+                    <w:t xml:space="preserve">            </w:t>
                   </w:r>
                 </w:p>
               </w:tc>
@@ -3605,6 +3625,7 @@
     </w:p>
     <w:p>
       <w:pPr>
+        <w:pStyle w:val="Heading2"/>
         <w:keepNext/>
         <w:pBdr>
           <w:bottom w:val="single" w:sz="8" w:space="3" w:color="003A70"/>
@@ -3612,7 +3633,7 @@
         <w:tabs>
           <w:tab w:val="right" w:pos="9504"/>
         </w:tabs>
-        <w:spacing w:before="50" w:after="36" w:line="240" w:lineRule="auto"/>
+        <w:spacing w:before="42" w:after="31" w:line="240" w:lineRule="auto"/>
       </w:pPr>
       <w:r>
         <w:rPr>
@@ -3620,7 +3641,7 @@
           <w:b/>
           <w:color w:val="003A70"/>
           <w:spacing w:val="14"/>
-          <w:sz w:val="19"/>
+          <w:sz w:val="22"/>
           <w:szCs w:val="19"/>
         </w:rPr>
         <w:t xml:space="preserve">READY CHECK</w:t>
@@ -3639,7 +3660,7 @@
           <w:rFonts w:ascii="Avenir Next" w:hAnsi="Avenir Next" w:cs="Avenir Next" w:eastAsia="Avenir Next"/>
           <w:i/>
           <w:color w:val="5A5F66"/>
-          <w:sz w:val="17"/>
+          <w:sz w:val="22"/>
           <w:szCs w:val="17"/>
         </w:rPr>
         <w:t xml:space="preserve">a problem like the one in today’s lesson</w:t>
@@ -3689,7 +3710,7 @@
               <w:tabs>
                 <w:tab w:val="left" w:pos="432"/>
               </w:tabs>
-              <w:spacing w:before="90" w:after="40" w:line="268" w:lineRule="auto"/>
+              <w:spacing w:before="76" w:after="34" w:line="240" w:lineRule="auto"/>
               <w:ind w:left="432" w:hanging="432"/>
             </w:pPr>
             <w:r>
@@ -3761,7 +3782,7 @@
                     <w:tabs>
                       <w:tab w:val="left" w:pos="340"/>
                     </w:tabs>
-                    <w:spacing w:before="0" w:after="0" w:line="264" w:lineRule="auto"/>
+                    <w:spacing w:before="0" w:after="0" w:line="240" w:lineRule="auto"/>
                     <w:ind w:left="340" w:hanging="340"/>
                   </w:pPr>
                   <w:r>
@@ -3769,25 +3790,25 @@
                       <w:rFonts w:ascii="Avenir Next" w:hAnsi="Avenir Next" w:cs="Avenir Next" w:eastAsia="Avenir Next"/>
                       <w:b/>
                       <w:color w:val="003A70"/>
+                      <w:sz w:val="22"/>
+                      <w:szCs w:val="21"/>
+                    </w:rPr>
+                    <w:t xml:space="preserve">A</w:t>
+                  </w:r>
+                  <w:r>
+                    <w:rPr>
+                      <w:rFonts w:ascii="Avenir Next" w:hAnsi="Avenir Next" w:cs="Avenir Next" w:eastAsia="Avenir Next"/>
+                      <w:color w:val="1A1A1A"/>
                       <w:sz w:val="21"/>
                       <w:szCs w:val="21"/>
                     </w:rPr>
-                    <w:t xml:space="preserve">A</w:t>
-                  </w:r>
-                  <w:r>
-                    <w:rPr>
-                      <w:rFonts w:ascii="Avenir Next" w:hAnsi="Avenir Next" w:cs="Avenir Next" w:eastAsia="Avenir Next"/>
-                      <w:color w:val="1A1A1A"/>
-                      <w:sz w:val="21"/>
-                      <w:szCs w:val="21"/>
-                    </w:rPr>
                     <w:tab/>
                   </w:r>
                   <w:r>
                     <w:rPr>
                       <w:rFonts w:ascii="Avenir Next" w:hAnsi="Avenir Next" w:cs="Avenir Next" w:eastAsia="Avenir Next"/>
                       <w:color w:val="1A1A1A"/>
-                      <w:sz w:val="21"/>
+                      <w:sz w:val="22"/>
                       <w:szCs w:val="21"/>
                     </w:rPr>
                     <w:t xml:space="preserve">It goes down.</w:t>
@@ -3804,7 +3825,7 @@
                     <w:tabs>
                       <w:tab w:val="left" w:pos="340"/>
                     </w:tabs>
-                    <w:spacing w:before="0" w:after="0" w:line="264" w:lineRule="auto"/>
+                    <w:spacing w:before="0" w:after="0" w:line="240" w:lineRule="auto"/>
                     <w:ind w:left="340" w:hanging="340"/>
                   </w:pPr>
                   <w:r>
@@ -3812,25 +3833,25 @@
                       <w:rFonts w:ascii="Avenir Next" w:hAnsi="Avenir Next" w:cs="Avenir Next" w:eastAsia="Avenir Next"/>
                       <w:b/>
                       <w:color w:val="003A70"/>
+                      <w:sz w:val="22"/>
+                      <w:szCs w:val="21"/>
+                    </w:rPr>
+                    <w:t xml:space="preserve">B</w:t>
+                  </w:r>
+                  <w:r>
+                    <w:rPr>
+                      <w:rFonts w:ascii="Avenir Next" w:hAnsi="Avenir Next" w:cs="Avenir Next" w:eastAsia="Avenir Next"/>
+                      <w:color w:val="1A1A1A"/>
                       <w:sz w:val="21"/>
                       <w:szCs w:val="21"/>
                     </w:rPr>
-                    <w:t xml:space="preserve">B</w:t>
-                  </w:r>
-                  <w:r>
-                    <w:rPr>
-                      <w:rFonts w:ascii="Avenir Next" w:hAnsi="Avenir Next" w:cs="Avenir Next" w:eastAsia="Avenir Next"/>
-                      <w:color w:val="1A1A1A"/>
-                      <w:sz w:val="21"/>
-                      <w:szCs w:val="21"/>
-                    </w:rPr>
                     <w:tab/>
                   </w:r>
                   <w:r>
                     <w:rPr>
                       <w:rFonts w:ascii="Avenir Next" w:hAnsi="Avenir Next" w:cs="Avenir Next" w:eastAsia="Avenir Next"/>
                       <w:color w:val="1A1A1A"/>
-                      <w:sz w:val="21"/>
+                      <w:sz w:val="22"/>
                       <w:szCs w:val="21"/>
                     </w:rPr>
                     <w:t xml:space="preserve">It goes up.</w:t>
@@ -3852,7 +3873,7 @@
                     <w:tabs>
                       <w:tab w:val="left" w:pos="340"/>
                     </w:tabs>
-                    <w:spacing w:before="0" w:after="0" w:line="264" w:lineRule="auto"/>
+                    <w:spacing w:before="0" w:after="0" w:line="240" w:lineRule="auto"/>
                     <w:ind w:left="340" w:hanging="340"/>
                   </w:pPr>
                   <w:r>
@@ -3860,25 +3881,25 @@
                       <w:rFonts w:ascii="Avenir Next" w:hAnsi="Avenir Next" w:cs="Avenir Next" w:eastAsia="Avenir Next"/>
                       <w:b/>
                       <w:color w:val="003A70"/>
+                      <w:sz w:val="22"/>
+                      <w:szCs w:val="21"/>
+                    </w:rPr>
+                    <w:t xml:space="preserve">C</w:t>
+                  </w:r>
+                  <w:r>
+                    <w:rPr>
+                      <w:rFonts w:ascii="Avenir Next" w:hAnsi="Avenir Next" w:cs="Avenir Next" w:eastAsia="Avenir Next"/>
+                      <w:color w:val="1A1A1A"/>
                       <w:sz w:val="21"/>
                       <w:szCs w:val="21"/>
                     </w:rPr>
-                    <w:t xml:space="preserve">C</w:t>
-                  </w:r>
-                  <w:r>
-                    <w:rPr>
-                      <w:rFonts w:ascii="Avenir Next" w:hAnsi="Avenir Next" w:cs="Avenir Next" w:eastAsia="Avenir Next"/>
-                      <w:color w:val="1A1A1A"/>
-                      <w:sz w:val="21"/>
-                      <w:szCs w:val="21"/>
-                    </w:rPr>
                     <w:tab/>
                   </w:r>
                   <w:r>
                     <w:rPr>
                       <w:rFonts w:ascii="Avenir Next" w:hAnsi="Avenir Next" w:cs="Avenir Next" w:eastAsia="Avenir Next"/>
                       <w:color w:val="1A1A1A"/>
-                      <w:sz w:val="21"/>
+                      <w:sz w:val="22"/>
                       <w:szCs w:val="21"/>
                     </w:rPr>
                     <w:t xml:space="preserve">It stays the same.</w:t>
@@ -3895,7 +3916,7 @@
                     <w:tabs>
                       <w:tab w:val="left" w:pos="340"/>
                     </w:tabs>
-                    <w:spacing w:before="0" w:after="0" w:line="264" w:lineRule="auto"/>
+                    <w:spacing w:before="0" w:after="0" w:line="240" w:lineRule="auto"/>
                     <w:ind w:left="340" w:hanging="340"/>
                   </w:pPr>
                   <w:r>
@@ -3903,25 +3924,25 @@
                       <w:rFonts w:ascii="Avenir Next" w:hAnsi="Avenir Next" w:cs="Avenir Next" w:eastAsia="Avenir Next"/>
                       <w:b/>
                       <w:color w:val="003A70"/>
+                      <w:sz w:val="22"/>
+                      <w:szCs w:val="21"/>
+                    </w:rPr>
+                    <w:t xml:space="preserve">D</w:t>
+                  </w:r>
+                  <w:r>
+                    <w:rPr>
+                      <w:rFonts w:ascii="Avenir Next" w:hAnsi="Avenir Next" w:cs="Avenir Next" w:eastAsia="Avenir Next"/>
+                      <w:color w:val="1A1A1A"/>
                       <w:sz w:val="21"/>
                       <w:szCs w:val="21"/>
                     </w:rPr>
-                    <w:t xml:space="preserve">D</w:t>
-                  </w:r>
-                  <w:r>
-                    <w:rPr>
-                      <w:rFonts w:ascii="Avenir Next" w:hAnsi="Avenir Next" w:cs="Avenir Next" w:eastAsia="Avenir Next"/>
-                      <w:color w:val="1A1A1A"/>
-                      <w:sz w:val="21"/>
-                      <w:szCs w:val="21"/>
-                    </w:rPr>
                     <w:tab/>
                   </w:r>
                   <w:r>
                     <w:rPr>
                       <w:rFonts w:ascii="Avenir Next" w:hAnsi="Avenir Next" w:cs="Avenir Next" w:eastAsia="Avenir Next"/>
                       <w:color w:val="1A1A1A"/>
-                      <w:sz w:val="21"/>
+                      <w:sz w:val="22"/>
                       <w:szCs w:val="21"/>
                     </w:rPr>
                     <w:t xml:space="preserve">It goes up, then down.</w:t>
@@ -3970,19 +3991,42 @@
         <w:tblLook w:val="0000" w:firstRow="0" w:lastRow="0" w:firstColumn="0" w:lastColumn="0" w:noHBand="1" w:noVBand="1"/>
       </w:tblPr>
       <w:tblGrid>
-        <w:gridCol w:w="2000"/>
-        <w:gridCol w:w="2300"/>
-        <w:gridCol w:w="2100"/>
-        <w:gridCol w:w="3104"/>
+        <w:gridCol w:w="1750"/>
+        <w:gridCol w:w="2500"/>
+        <w:gridCol w:w="2200"/>
+        <w:gridCol w:w="3054"/>
       </w:tblGrid>
       <w:tr>
         <w:trPr>
           <w:cantSplit/>
-          <w:trHeight w:val="320" w:hRule="atLeast"/>
+          <w:trHeight w:val="300" w:hRule="atLeast"/>
         </w:trPr>
         <w:tc>
           <w:tcPr>
-            <w:tcW w:w="2000" w:type="dxa"/>
+            <w:tcW w:w="1750" w:type="dxa"/>
+            <w:vAlign w:val="center"/>
+          </w:tcPr>
+          <w:p>
+            <w:pPr>
+              <w:pStyle w:val="Heading2"/>
+              <w:spacing w:before="0" w:after="0" w:line="240" w:lineRule="auto"/>
+            </w:pPr>
+            <w:r>
+              <w:rPr>
+                <w:rFonts w:ascii="Avenir Next" w:hAnsi="Avenir Next" w:cs="Avenir Next" w:eastAsia="Avenir Next"/>
+                <w:b/>
+                <w:color w:val="003A70"/>
+                <w:spacing w:val="12"/>
+                <w:sz w:val="15"/>
+                <w:szCs w:val="15"/>
+              </w:rPr>
+              <w:t xml:space="preserve">CHECK YOURSELF</w:t>
+            </w:r>
+          </w:p>
+        </w:tc>
+        <w:tc>
+          <w:tcPr>
+            <w:tcW w:w="2500" w:type="dxa"/>
             <w:vAlign w:val="center"/>
           </w:tcPr>
           <w:p>
@@ -3991,20 +4035,27 @@
             </w:pPr>
             <w:r>
               <w:rPr>
-                <w:rFonts w:ascii="Avenir Next" w:hAnsi="Avenir Next" w:cs="Avenir Next" w:eastAsia="Avenir Next"/>
-                <w:b/>
-                <w:color w:val="003A70"/>
-                <w:spacing w:val="12"/>
-                <w:sz w:val="15"/>
-                <w:szCs w:val="15"/>
-              </w:rPr>
-              <w:t xml:space="preserve">CHECK YOURSELF</w:t>
+                <w:rFonts w:ascii="Arial" w:hAnsi="Arial" w:cs="Arial" w:eastAsia="Arial"/>
+                <w:color w:val="1A1A1A"/>
+                <w:sz w:val="20"/>
+                <w:szCs w:val="20"/>
+              </w:rPr>
+              <w:t xml:space="preserve">□</w:t>
+            </w:r>
+            <w:r>
+              <w:rPr>
+                <w:rFonts w:ascii="Avenir Next" w:hAnsi="Avenir Next" w:cs="Avenir Next" w:eastAsia="Avenir Next"/>
+                <w:color w:val="1A1A1A"/>
+                <w:sz w:val="17"/>
+                <w:szCs w:val="17"/>
+              </w:rPr>
+              <w:t xml:space="preserve">  I can do this on my own</w:t>
             </w:r>
           </w:p>
         </w:tc>
         <w:tc>
           <w:tcPr>
-            <w:tcW w:w="2300" w:type="dxa"/>
+            <w:tcW w:w="2200" w:type="dxa"/>
             <w:vAlign w:val="center"/>
           </w:tcPr>
           <w:p>
@@ -4015,8 +4066,8 @@
               <w:rPr>
                 <w:rFonts w:ascii="Arial" w:hAnsi="Arial" w:cs="Arial" w:eastAsia="Arial"/>
                 <w:color w:val="1A1A1A"/>
-                <w:sz w:val="24"/>
-                <w:szCs w:val="24"/>
+                <w:sz w:val="20"/>
+                <w:szCs w:val="20"/>
               </w:rPr>
               <w:t xml:space="preserve">□</w:t>
             </w:r>
@@ -4027,13 +4078,13 @@
                 <w:sz w:val="17"/>
                 <w:szCs w:val="17"/>
               </w:rPr>
-              <w:t xml:space="preserve">  I can do this on my own</w:t>
+              <w:t xml:space="preserve">  I need a little help</w:t>
             </w:r>
           </w:p>
         </w:tc>
         <w:tc>
           <w:tcPr>
-            <w:tcW w:w="2100" w:type="dxa"/>
+            <w:tcW w:w="3054" w:type="dxa"/>
             <w:vAlign w:val="center"/>
           </w:tcPr>
           <w:p>
@@ -4044,37 +4095,8 @@
               <w:rPr>
                 <w:rFonts w:ascii="Arial" w:hAnsi="Arial" w:cs="Arial" w:eastAsia="Arial"/>
                 <w:color w:val="1A1A1A"/>
-                <w:sz w:val="24"/>
-                <w:szCs w:val="24"/>
-              </w:rPr>
-              <w:t xml:space="preserve">□</w:t>
-            </w:r>
-            <w:r>
-              <w:rPr>
-                <w:rFonts w:ascii="Avenir Next" w:hAnsi="Avenir Next" w:cs="Avenir Next" w:eastAsia="Avenir Next"/>
-                <w:color w:val="1A1A1A"/>
-                <w:sz w:val="17"/>
-                <w:szCs w:val="17"/>
-              </w:rPr>
-              <w:t xml:space="preserve">  I need a little help</w:t>
-            </w:r>
-          </w:p>
-        </w:tc>
-        <w:tc>
-          <w:tcPr>
-            <w:tcW w:w="3104" w:type="dxa"/>
-            <w:vAlign w:val="center"/>
-          </w:tcPr>
-          <w:p>
-            <w:pPr>
-              <w:spacing w:before="0" w:after="0" w:line="240" w:lineRule="auto"/>
-            </w:pPr>
-            <w:r>
-              <w:rPr>
-                <w:rFonts w:ascii="Arial" w:hAnsi="Arial" w:cs="Arial" w:eastAsia="Arial"/>
-                <w:color w:val="1A1A1A"/>
-                <w:sz w:val="24"/>
-                <w:szCs w:val="24"/>
+                <w:sz w:val="20"/>
+                <w:szCs w:val="20"/>
               </w:rPr>
               <w:t xml:space="preserve">□</w:t>
             </w:r>
@@ -4109,7 +4131,7 @@
     <w:sectPr>
       <w:footerReference w:type="default" r:id="rIdFooter1"/>
       <w:pgSz w:w="12240" w:h="15840"/>
-      <w:pgMar w:top="893" w:right="1224" w:bottom="835" w:left="1512" w:header="432" w:footer="432" w:gutter="0"/>
+      <w:pgMar w:top="780" w:right="1224" w:bottom="760" w:left="1512" w:header="432" w:footer="432" w:gutter="0"/>
       <w:cols w:space="720"/>
     </w:sectPr>
   </w:body>
@@ -4189,7 +4211,106 @@
               <w:sz w:val="15"/>
               <w:szCs w:val="15"/>
             </w:rPr>
-            <w:t xml:space="preserve">Lesson 9-1  ·  Session 1  ·  Prerequisite Practice A</w:t>
+            <w:t xml:space="preserve">9-1 · Page </w:t>
+          </w:r>
+          <w:r>
+            <w:rPr>
+              <w:rFonts w:ascii="Avenir Next" w:hAnsi="Avenir Next" w:cs="Avenir Next" w:eastAsia="Avenir Next"/>
+              <w:color w:val="5A5F66"/>
+              <w:sz w:val="15"/>
+              <w:szCs w:val="15"/>
+            </w:rPr>
+            <w:fldChar w:fldCharType="begin"/>
+          </w:r>
+          <w:r>
+            <w:rPr>
+              <w:rFonts w:ascii="Avenir Next" w:hAnsi="Avenir Next" w:cs="Avenir Next" w:eastAsia="Avenir Next"/>
+              <w:color w:val="5A5F66"/>
+              <w:sz w:val="15"/>
+              <w:szCs w:val="15"/>
+            </w:rPr>
+            <w:instrText xml:space="preserve"> PAGE </w:instrText>
+          </w:r>
+          <w:r>
+            <w:rPr>
+              <w:rFonts w:ascii="Avenir Next" w:hAnsi="Avenir Next" w:cs="Avenir Next" w:eastAsia="Avenir Next"/>
+              <w:color w:val="5A5F66"/>
+              <w:sz w:val="15"/>
+              <w:szCs w:val="15"/>
+            </w:rPr>
+            <w:fldChar w:fldCharType="separate"/>
+          </w:r>
+          <w:r>
+            <w:rPr>
+              <w:rFonts w:ascii="Avenir Next" w:hAnsi="Avenir Next" w:cs="Avenir Next" w:eastAsia="Avenir Next"/>
+              <w:color w:val="5A5F66"/>
+              <w:sz w:val="15"/>
+              <w:szCs w:val="15"/>
+            </w:rPr>
+            <w:t xml:space="preserve">1</w:t>
+          </w:r>
+          <w:r>
+            <w:rPr>
+              <w:rFonts w:ascii="Avenir Next" w:hAnsi="Avenir Next" w:cs="Avenir Next" w:eastAsia="Avenir Next"/>
+              <w:color w:val="5A5F66"/>
+              <w:sz w:val="15"/>
+              <w:szCs w:val="15"/>
+            </w:rPr>
+            <w:fldChar w:fldCharType="end"/>
+          </w:r>
+          <w:r>
+            <w:rPr>
+              <w:rFonts w:ascii="Avenir Next" w:hAnsi="Avenir Next" w:cs="Avenir Next" w:eastAsia="Avenir Next"/>
+              <w:color w:val="5A5F66"/>
+              <w:sz w:val="15"/>
+              <w:szCs w:val="15"/>
+            </w:rPr>
+            <w:t xml:space="preserve"> of </w:t>
+          </w:r>
+          <w:r>
+            <w:rPr>
+              <w:rFonts w:ascii="Avenir Next" w:hAnsi="Avenir Next" w:cs="Avenir Next" w:eastAsia="Avenir Next"/>
+              <w:color w:val="5A5F66"/>
+              <w:sz w:val="15"/>
+              <w:szCs w:val="15"/>
+            </w:rPr>
+            <w:fldChar w:fldCharType="begin"/>
+          </w:r>
+          <w:r>
+            <w:rPr>
+              <w:rFonts w:ascii="Avenir Next" w:hAnsi="Avenir Next" w:cs="Avenir Next" w:eastAsia="Avenir Next"/>
+              <w:color w:val="5A5F66"/>
+              <w:sz w:val="15"/>
+              <w:szCs w:val="15"/>
+            </w:rPr>
+            <w:instrText xml:space="preserve"> NUMPAGES </w:instrText>
+          </w:r>
+          <w:r>
+            <w:rPr>
+              <w:rFonts w:ascii="Avenir Next" w:hAnsi="Avenir Next" w:cs="Avenir Next" w:eastAsia="Avenir Next"/>
+              <w:color w:val="5A5F66"/>
+              <w:sz w:val="15"/>
+              <w:szCs w:val="15"/>
+            </w:rPr>
+            <w:fldChar w:fldCharType="separate"/>
+          </w:r>
+          <w:r>
+            <w:rPr>
+              <w:rFonts w:ascii="Avenir Next" w:hAnsi="Avenir Next" w:cs="Avenir Next" w:eastAsia="Avenir Next"/>
+              <w:color w:val="5A5F66"/>
+              <w:sz w:val="15"/>
+              <w:szCs w:val="15"/>
+            </w:rPr>
+            <w:t xml:space="preserve">1</w:t>
+          </w:r>
+          <w:r>
+            <w:rPr>
+              <w:rFonts w:ascii="Avenir Next" w:hAnsi="Avenir Next" w:cs="Avenir Next" w:eastAsia="Avenir Next"/>
+              <w:color w:val="5A5F66"/>
+              <w:sz w:val="15"/>
+              <w:szCs w:val="15"/>
+            </w:rPr>
+            <w:fldChar w:fldCharType="end"/>
           </w:r>
         </w:p>
       </w:tc>
@@ -4232,5 +4353,23 @@
       </w:tblCellMar>
     </w:tblPr>
   </w:style>
+  <w:style w:type="paragraph" w:styleId="Heading1">
+    <w:name w:val="heading 1"/>
+    <w:basedOn w:val="Normal"/>
+    <w:pPr>
+      <w:outlineLvl w:val="0"/>
+      <w:keepNext w:val="0"/>
+      <w:keepLines w:val="0"/>
+    </w:pPr>
+  </w:style>
+  <w:style w:type="paragraph" w:styleId="Heading2">
+    <w:name w:val="heading 2"/>
+    <w:basedOn w:val="Normal"/>
+    <w:pPr>
+      <w:outlineLvl w:val="1"/>
+      <w:keepNext w:val="0"/>
+      <w:keepLines w:val="0"/>
+    </w:pPr>
+  </w:style>
 </w:styles>
 </file>